--- a/Lab3/report.docx
+++ b/Lab3/report.docx
@@ -66,17 +66,11 @@
       <w:pPr>
         <w:spacing w:after="0" w:line="240" w:lineRule="auto"/>
         <w:jc w:val="center"/>
-        <w:rPr>
-          <w:lang w:val="en-US"/>
-        </w:rPr>
       </w:pPr>
       <w:r>
         <w:t>Отчет по практической работе №</w:t>
       </w:r>
       <w:r>
-        <w:rPr>
-          <w:lang w:val="en-US"/>
-        </w:rPr>
         <w:t>3</w:t>
       </w:r>
     </w:p>
@@ -102,17 +96,11 @@
       <w:pPr>
         <w:spacing w:after="120" w:line="240" w:lineRule="auto"/>
         <w:jc w:val="center"/>
-        <w:rPr>
-          <w:lang w:val="en-US"/>
-        </w:rPr>
       </w:pPr>
       <w:r>
         <w:t xml:space="preserve">Вариант </w:t>
       </w:r>
       <w:r>
-        <w:rPr>
-          <w:lang w:val="en-US"/>
-        </w:rPr>
         <w:t>2</w:t>
       </w:r>
     </w:p>
@@ -793,6 +781,7 @@
         <w:rPr>
           <w:i/>
           <w:iCs/>
+          <w:noProof/>
           <w:sz w:val="24"/>
           <w:szCs w:val="24"/>
           <w:lang w:val="en-US"/>
@@ -959,6 +948,7 @@
         <w:rPr>
           <w:i/>
           <w:iCs/>
+          <w:noProof/>
           <w:sz w:val="24"/>
           <w:szCs w:val="24"/>
           <w:lang w:val="en-US"/>
@@ -1051,6 +1041,7 @@
       </w:pPr>
       <w:r>
         <w:rPr>
+          <w:noProof/>
           <w:sz w:val="24"/>
           <w:szCs w:val="24"/>
           <w:lang w:val="en-US"/>
@@ -1145,6 +1136,7 @@
         <w:rPr>
           <w:i/>
           <w:iCs/>
+          <w:noProof/>
           <w:sz w:val="24"/>
           <w:szCs w:val="24"/>
         </w:rPr>
@@ -1242,6 +1234,7 @@
         <w:rPr>
           <w:i/>
           <w:iCs/>
+          <w:noProof/>
           <w:sz w:val="24"/>
           <w:szCs w:val="24"/>
           <w:lang w:val="en-US"/>
@@ -1337,6 +1330,7 @@
       </w:r>
       <w:r>
         <w:rPr>
+          <w:noProof/>
           <w:sz w:val="24"/>
           <w:szCs w:val="24"/>
         </w:rPr>
@@ -1409,6 +1403,7 @@
       </w:r>
       <w:r>
         <w:rPr>
+          <w:noProof/>
           <w:sz w:val="24"/>
           <w:szCs w:val="24"/>
         </w:rPr>
@@ -1510,21 +1505,32 @@
     </w:p>
     <w:p>
       <w:pPr>
+        <w:spacing w:line="240" w:lineRule="auto"/>
         <w:rPr>
           <w:b/>
           <w:bCs/>
+          <w:lang w:val="ru-BY"/>
         </w:rPr>
       </w:pPr>
       <w:r>
         <w:rPr>
           <w:b/>
           <w:bCs/>
-        </w:rPr>
-        <w:t>1. Пример работы алгоритма быстрого возведения в степень</w:t>
-      </w:r>
-    </w:p>
-    <w:p>
-      <w:pPr>
+          <w:lang w:val="ru-BY"/>
+        </w:rPr>
+        <w:t xml:space="preserve">1. </w:t>
+      </w:r>
+      <w:r>
+        <w:rPr>
+          <w:b/>
+          <w:bCs/>
+        </w:rPr>
+        <w:t>Пример работы алгоритма быстрого возведения в степень</w:t>
+      </w:r>
+    </w:p>
+    <w:p>
+      <w:pPr>
+        <w:spacing w:line="240" w:lineRule="auto"/>
         <w:rPr>
           <w:lang w:val="en-US"/>
         </w:rPr>
@@ -1630,8 +1636,18 @@
         <w:tc>
           <w:tcPr>
             <w:tcW w:w="2336" w:type="dxa"/>
-          </w:tcPr>
-          <w:p>
+            <w:tcBorders>
+              <w:top w:val="single" w:sz="4" w:space="0" w:color="auto"/>
+              <w:left w:val="single" w:sz="4" w:space="0" w:color="auto"/>
+              <w:bottom w:val="single" w:sz="4" w:space="0" w:color="auto"/>
+              <w:right w:val="single" w:sz="4" w:space="0" w:color="auto"/>
+            </w:tcBorders>
+            <w:hideMark/>
+          </w:tcPr>
+          <w:p>
+            <w:pPr>
+              <w:spacing w:line="240" w:lineRule="auto"/>
+            </w:pPr>
             <w:r>
               <w:rPr>
                 <w:lang w:val="en-US"/>
@@ -1646,8 +1662,18 @@
         <w:tc>
           <w:tcPr>
             <w:tcW w:w="2336" w:type="dxa"/>
-          </w:tcPr>
-          <w:p>
+            <w:tcBorders>
+              <w:top w:val="single" w:sz="4" w:space="0" w:color="auto"/>
+              <w:left w:val="single" w:sz="4" w:space="0" w:color="auto"/>
+              <w:bottom w:val="single" w:sz="4" w:space="0" w:color="auto"/>
+              <w:right w:val="single" w:sz="4" w:space="0" w:color="auto"/>
+            </w:tcBorders>
+            <w:hideMark/>
+          </w:tcPr>
+          <w:p>
+            <w:pPr>
+              <w:spacing w:line="240" w:lineRule="auto"/>
+            </w:pPr>
             <w:r>
               <w:rPr>
                 <w:lang w:val="en-US"/>
@@ -1662,8 +1688,18 @@
         <w:tc>
           <w:tcPr>
             <w:tcW w:w="2336" w:type="dxa"/>
-          </w:tcPr>
-          <w:p>
+            <w:tcBorders>
+              <w:top w:val="single" w:sz="4" w:space="0" w:color="auto"/>
+              <w:left w:val="single" w:sz="4" w:space="0" w:color="auto"/>
+              <w:bottom w:val="single" w:sz="4" w:space="0" w:color="auto"/>
+              <w:right w:val="single" w:sz="4" w:space="0" w:color="auto"/>
+            </w:tcBorders>
+            <w:hideMark/>
+          </w:tcPr>
+          <w:p>
+            <w:pPr>
+              <w:spacing w:line="240" w:lineRule="auto"/>
+            </w:pPr>
             <w:r>
               <w:rPr>
                 <w:lang w:val="en-US"/>
@@ -1678,8 +1714,18 @@
         <w:tc>
           <w:tcPr>
             <w:tcW w:w="2337" w:type="dxa"/>
-          </w:tcPr>
-          <w:p>
+            <w:tcBorders>
+              <w:top w:val="single" w:sz="4" w:space="0" w:color="auto"/>
+              <w:left w:val="single" w:sz="4" w:space="0" w:color="auto"/>
+              <w:bottom w:val="single" w:sz="4" w:space="0" w:color="auto"/>
+              <w:right w:val="single" w:sz="4" w:space="0" w:color="auto"/>
+            </w:tcBorders>
+            <w:hideMark/>
+          </w:tcPr>
+          <w:p>
+            <w:pPr>
+              <w:spacing w:line="240" w:lineRule="auto"/>
+            </w:pPr>
             <w:r>
               <w:t>Шаги выполнения</w:t>
             </w:r>
@@ -1690,8 +1736,18 @@
         <w:tc>
           <w:tcPr>
             <w:tcW w:w="2336" w:type="dxa"/>
-          </w:tcPr>
-          <w:p>
+            <w:tcBorders>
+              <w:top w:val="single" w:sz="4" w:space="0" w:color="auto"/>
+              <w:left w:val="single" w:sz="4" w:space="0" w:color="auto"/>
+              <w:bottom w:val="single" w:sz="4" w:space="0" w:color="auto"/>
+              <w:right w:val="single" w:sz="4" w:space="0" w:color="auto"/>
+            </w:tcBorders>
+            <w:hideMark/>
+          </w:tcPr>
+          <w:p>
+            <w:pPr>
+              <w:spacing w:line="240" w:lineRule="auto"/>
+            </w:pPr>
             <w:r>
               <w:t>5</w:t>
             </w:r>
@@ -1700,8 +1756,18 @@
         <w:tc>
           <w:tcPr>
             <w:tcW w:w="2336" w:type="dxa"/>
-          </w:tcPr>
-          <w:p>
+            <w:tcBorders>
+              <w:top w:val="single" w:sz="4" w:space="0" w:color="auto"/>
+              <w:left w:val="single" w:sz="4" w:space="0" w:color="auto"/>
+              <w:bottom w:val="single" w:sz="4" w:space="0" w:color="auto"/>
+              <w:right w:val="single" w:sz="4" w:space="0" w:color="auto"/>
+            </w:tcBorders>
+            <w:hideMark/>
+          </w:tcPr>
+          <w:p>
+            <w:pPr>
+              <w:spacing w:line="240" w:lineRule="auto"/>
+            </w:pPr>
             <w:r>
               <w:t>9</w:t>
             </w:r>
@@ -1710,8 +1776,18 @@
         <w:tc>
           <w:tcPr>
             <w:tcW w:w="2336" w:type="dxa"/>
-          </w:tcPr>
-          <w:p>
+            <w:tcBorders>
+              <w:top w:val="single" w:sz="4" w:space="0" w:color="auto"/>
+              <w:left w:val="single" w:sz="4" w:space="0" w:color="auto"/>
+              <w:bottom w:val="single" w:sz="4" w:space="0" w:color="auto"/>
+              <w:right w:val="single" w:sz="4" w:space="0" w:color="auto"/>
+            </w:tcBorders>
+            <w:hideMark/>
+          </w:tcPr>
+          <w:p>
+            <w:pPr>
+              <w:spacing w:line="240" w:lineRule="auto"/>
+            </w:pPr>
             <w:r>
               <w:t>1</w:t>
             </w:r>
@@ -1720,8 +1796,18 @@
         <w:tc>
           <w:tcPr>
             <w:tcW w:w="2337" w:type="dxa"/>
-          </w:tcPr>
-          <w:p>
+            <w:tcBorders>
+              <w:top w:val="single" w:sz="4" w:space="0" w:color="auto"/>
+              <w:left w:val="single" w:sz="4" w:space="0" w:color="auto"/>
+              <w:bottom w:val="single" w:sz="4" w:space="0" w:color="auto"/>
+              <w:right w:val="single" w:sz="4" w:space="0" w:color="auto"/>
+            </w:tcBorders>
+            <w:hideMark/>
+          </w:tcPr>
+          <w:p>
+            <w:pPr>
+              <w:spacing w:line="240" w:lineRule="auto"/>
+            </w:pPr>
             <w:r>
               <w:t>0</w:t>
             </w:r>
@@ -1732,8 +1818,18 @@
         <w:tc>
           <w:tcPr>
             <w:tcW w:w="2336" w:type="dxa"/>
-          </w:tcPr>
-          <w:p>
+            <w:tcBorders>
+              <w:top w:val="single" w:sz="4" w:space="0" w:color="auto"/>
+              <w:left w:val="single" w:sz="4" w:space="0" w:color="auto"/>
+              <w:bottom w:val="single" w:sz="4" w:space="0" w:color="auto"/>
+              <w:right w:val="single" w:sz="4" w:space="0" w:color="auto"/>
+            </w:tcBorders>
+            <w:hideMark/>
+          </w:tcPr>
+          <w:p>
+            <w:pPr>
+              <w:spacing w:line="240" w:lineRule="auto"/>
+            </w:pPr>
             <w:r>
               <w:t>5</w:t>
             </w:r>
@@ -1742,8 +1838,18 @@
         <w:tc>
           <w:tcPr>
             <w:tcW w:w="2336" w:type="dxa"/>
-          </w:tcPr>
-          <w:p>
+            <w:tcBorders>
+              <w:top w:val="single" w:sz="4" w:space="0" w:color="auto"/>
+              <w:left w:val="single" w:sz="4" w:space="0" w:color="auto"/>
+              <w:bottom w:val="single" w:sz="4" w:space="0" w:color="auto"/>
+              <w:right w:val="single" w:sz="4" w:space="0" w:color="auto"/>
+            </w:tcBorders>
+            <w:hideMark/>
+          </w:tcPr>
+          <w:p>
+            <w:pPr>
+              <w:spacing w:line="240" w:lineRule="auto"/>
+            </w:pPr>
             <w:r>
               <w:t>8</w:t>
             </w:r>
@@ -1752,8 +1858,18 @@
         <w:tc>
           <w:tcPr>
             <w:tcW w:w="2336" w:type="dxa"/>
-          </w:tcPr>
-          <w:p>
+            <w:tcBorders>
+              <w:top w:val="single" w:sz="4" w:space="0" w:color="auto"/>
+              <w:left w:val="single" w:sz="4" w:space="0" w:color="auto"/>
+              <w:bottom w:val="single" w:sz="4" w:space="0" w:color="auto"/>
+              <w:right w:val="single" w:sz="4" w:space="0" w:color="auto"/>
+            </w:tcBorders>
+            <w:hideMark/>
+          </w:tcPr>
+          <w:p>
+            <w:pPr>
+              <w:spacing w:line="240" w:lineRule="auto"/>
+            </w:pPr>
             <w:r>
               <w:t>1*</w:t>
             </w:r>
@@ -1768,8 +1884,18 @@
         <w:tc>
           <w:tcPr>
             <w:tcW w:w="2337" w:type="dxa"/>
-          </w:tcPr>
-          <w:p>
+            <w:tcBorders>
+              <w:top w:val="single" w:sz="4" w:space="0" w:color="auto"/>
+              <w:left w:val="single" w:sz="4" w:space="0" w:color="auto"/>
+              <w:bottom w:val="single" w:sz="4" w:space="0" w:color="auto"/>
+              <w:right w:val="single" w:sz="4" w:space="0" w:color="auto"/>
+            </w:tcBorders>
+            <w:hideMark/>
+          </w:tcPr>
+          <w:p>
+            <w:pPr>
+              <w:spacing w:line="240" w:lineRule="auto"/>
+            </w:pPr>
             <w:r>
               <w:t>1</w:t>
             </w:r>
@@ -1780,8 +1906,18 @@
         <w:tc>
           <w:tcPr>
             <w:tcW w:w="2336" w:type="dxa"/>
-          </w:tcPr>
-          <w:p>
+            <w:tcBorders>
+              <w:top w:val="single" w:sz="4" w:space="0" w:color="auto"/>
+              <w:left w:val="single" w:sz="4" w:space="0" w:color="auto"/>
+              <w:bottom w:val="single" w:sz="4" w:space="0" w:color="auto"/>
+              <w:right w:val="single" w:sz="4" w:space="0" w:color="auto"/>
+            </w:tcBorders>
+            <w:hideMark/>
+          </w:tcPr>
+          <w:p>
+            <w:pPr>
+              <w:spacing w:line="240" w:lineRule="auto"/>
+            </w:pPr>
             <w:r>
               <w:rPr>
                 <w:lang w:val="en-US"/>
@@ -1789,7 +1925,13 @@
               <w:t>5*5=</w:t>
             </w:r>
             <w:r>
-              <w:t>25≡</w:t>
+              <w:t>25</w:t>
+            </w:r>
+            <w:r>
+              <w:rPr>
+                <w:lang w:val="ru-BY"/>
+              </w:rPr>
+              <w:t>≡</w:t>
             </w:r>
             <w:r>
               <w:rPr>
@@ -1802,8 +1944,18 @@
         <w:tc>
           <w:tcPr>
             <w:tcW w:w="2336" w:type="dxa"/>
-          </w:tcPr>
-          <w:p>
+            <w:tcBorders>
+              <w:top w:val="single" w:sz="4" w:space="0" w:color="auto"/>
+              <w:left w:val="single" w:sz="4" w:space="0" w:color="auto"/>
+              <w:bottom w:val="single" w:sz="4" w:space="0" w:color="auto"/>
+              <w:right w:val="single" w:sz="4" w:space="0" w:color="auto"/>
+            </w:tcBorders>
+            <w:hideMark/>
+          </w:tcPr>
+          <w:p>
+            <w:pPr>
+              <w:spacing w:line="240" w:lineRule="auto"/>
+            </w:pPr>
             <w:r>
               <w:t>4</w:t>
             </w:r>
@@ -1812,8 +1964,18 @@
         <w:tc>
           <w:tcPr>
             <w:tcW w:w="2336" w:type="dxa"/>
-          </w:tcPr>
-          <w:p>
+            <w:tcBorders>
+              <w:top w:val="single" w:sz="4" w:space="0" w:color="auto"/>
+              <w:left w:val="single" w:sz="4" w:space="0" w:color="auto"/>
+              <w:bottom w:val="single" w:sz="4" w:space="0" w:color="auto"/>
+              <w:right w:val="single" w:sz="4" w:space="0" w:color="auto"/>
+            </w:tcBorders>
+            <w:hideMark/>
+          </w:tcPr>
+          <w:p>
+            <w:pPr>
+              <w:spacing w:line="240" w:lineRule="auto"/>
+            </w:pPr>
             <w:r>
               <w:rPr>
                 <w:lang w:val="en-US"/>
@@ -1825,8 +1987,18 @@
         <w:tc>
           <w:tcPr>
             <w:tcW w:w="2337" w:type="dxa"/>
-          </w:tcPr>
-          <w:p>
+            <w:tcBorders>
+              <w:top w:val="single" w:sz="4" w:space="0" w:color="auto"/>
+              <w:left w:val="single" w:sz="4" w:space="0" w:color="auto"/>
+              <w:bottom w:val="single" w:sz="4" w:space="0" w:color="auto"/>
+              <w:right w:val="single" w:sz="4" w:space="0" w:color="auto"/>
+            </w:tcBorders>
+            <w:hideMark/>
+          </w:tcPr>
+          <w:p>
+            <w:pPr>
+              <w:spacing w:line="240" w:lineRule="auto"/>
+            </w:pPr>
             <w:r>
               <w:t>2</w:t>
             </w:r>
@@ -1837,8 +2009,18 @@
         <w:tc>
           <w:tcPr>
             <w:tcW w:w="2336" w:type="dxa"/>
-          </w:tcPr>
-          <w:p>
+            <w:tcBorders>
+              <w:top w:val="single" w:sz="4" w:space="0" w:color="auto"/>
+              <w:left w:val="single" w:sz="4" w:space="0" w:color="auto"/>
+              <w:bottom w:val="single" w:sz="4" w:space="0" w:color="auto"/>
+              <w:right w:val="single" w:sz="4" w:space="0" w:color="auto"/>
+            </w:tcBorders>
+            <w:hideMark/>
+          </w:tcPr>
+          <w:p>
+            <w:pPr>
+              <w:spacing w:line="240" w:lineRule="auto"/>
+            </w:pPr>
             <w:r>
               <w:t>4</w:t>
             </w:r>
@@ -1858,15 +2040,34 @@
               <w:t>=</w:t>
             </w:r>
             <w:r>
-              <w:t>16≡2</w:t>
+              <w:t>16</w:t>
+            </w:r>
+            <w:r>
+              <w:rPr>
+                <w:lang w:val="ru-BY"/>
+              </w:rPr>
+              <w:t>≡</w:t>
+            </w:r>
+            <w:r>
+              <w:t>2</w:t>
             </w:r>
           </w:p>
         </w:tc>
         <w:tc>
           <w:tcPr>
             <w:tcW w:w="2336" w:type="dxa"/>
-          </w:tcPr>
-          <w:p>
+            <w:tcBorders>
+              <w:top w:val="single" w:sz="4" w:space="0" w:color="auto"/>
+              <w:left w:val="single" w:sz="4" w:space="0" w:color="auto"/>
+              <w:bottom w:val="single" w:sz="4" w:space="0" w:color="auto"/>
+              <w:right w:val="single" w:sz="4" w:space="0" w:color="auto"/>
+            </w:tcBorders>
+            <w:hideMark/>
+          </w:tcPr>
+          <w:p>
+            <w:pPr>
+              <w:spacing w:line="240" w:lineRule="auto"/>
+            </w:pPr>
             <w:r>
               <w:t>2</w:t>
             </w:r>
@@ -1875,9 +2076,17 @@
         <w:tc>
           <w:tcPr>
             <w:tcW w:w="2336" w:type="dxa"/>
-          </w:tcPr>
-          <w:p>
-            <w:pPr>
+            <w:tcBorders>
+              <w:top w:val="single" w:sz="4" w:space="0" w:color="auto"/>
+              <w:left w:val="single" w:sz="4" w:space="0" w:color="auto"/>
+              <w:bottom w:val="single" w:sz="4" w:space="0" w:color="auto"/>
+              <w:right w:val="single" w:sz="4" w:space="0" w:color="auto"/>
+            </w:tcBorders>
+            <w:hideMark/>
+          </w:tcPr>
+          <w:p>
+            <w:pPr>
+              <w:spacing w:line="240" w:lineRule="auto"/>
               <w:rPr>
                 <w:lang w:val="en-US"/>
               </w:rPr>
@@ -1893,8 +2102,18 @@
         <w:tc>
           <w:tcPr>
             <w:tcW w:w="2337" w:type="dxa"/>
-          </w:tcPr>
-          <w:p>
+            <w:tcBorders>
+              <w:top w:val="single" w:sz="4" w:space="0" w:color="auto"/>
+              <w:left w:val="single" w:sz="4" w:space="0" w:color="auto"/>
+              <w:bottom w:val="single" w:sz="4" w:space="0" w:color="auto"/>
+              <w:right w:val="single" w:sz="4" w:space="0" w:color="auto"/>
+            </w:tcBorders>
+            <w:hideMark/>
+          </w:tcPr>
+          <w:p>
+            <w:pPr>
+              <w:spacing w:line="240" w:lineRule="auto"/>
+            </w:pPr>
             <w:r>
               <w:t>3</w:t>
             </w:r>
@@ -1905,8 +2124,18 @@
         <w:tc>
           <w:tcPr>
             <w:tcW w:w="2336" w:type="dxa"/>
-          </w:tcPr>
-          <w:p>
+            <w:tcBorders>
+              <w:top w:val="single" w:sz="4" w:space="0" w:color="auto"/>
+              <w:left w:val="single" w:sz="4" w:space="0" w:color="auto"/>
+              <w:bottom w:val="single" w:sz="4" w:space="0" w:color="auto"/>
+              <w:right w:val="single" w:sz="4" w:space="0" w:color="auto"/>
+            </w:tcBorders>
+            <w:hideMark/>
+          </w:tcPr>
+          <w:p>
+            <w:pPr>
+              <w:spacing w:line="240" w:lineRule="auto"/>
+            </w:pPr>
             <w:r>
               <w:rPr>
                 <w:lang w:val="en-US"/>
@@ -1918,8 +2147,18 @@
         <w:tc>
           <w:tcPr>
             <w:tcW w:w="2336" w:type="dxa"/>
-          </w:tcPr>
-          <w:p>
+            <w:tcBorders>
+              <w:top w:val="single" w:sz="4" w:space="0" w:color="auto"/>
+              <w:left w:val="single" w:sz="4" w:space="0" w:color="auto"/>
+              <w:bottom w:val="single" w:sz="4" w:space="0" w:color="auto"/>
+              <w:right w:val="single" w:sz="4" w:space="0" w:color="auto"/>
+            </w:tcBorders>
+            <w:hideMark/>
+          </w:tcPr>
+          <w:p>
+            <w:pPr>
+              <w:spacing w:line="240" w:lineRule="auto"/>
+            </w:pPr>
             <w:r>
               <w:t>1</w:t>
             </w:r>
@@ -1928,8 +2167,18 @@
         <w:tc>
           <w:tcPr>
             <w:tcW w:w="2336" w:type="dxa"/>
-          </w:tcPr>
-          <w:p>
+            <w:tcBorders>
+              <w:top w:val="single" w:sz="4" w:space="0" w:color="auto"/>
+              <w:left w:val="single" w:sz="4" w:space="0" w:color="auto"/>
+              <w:bottom w:val="single" w:sz="4" w:space="0" w:color="auto"/>
+              <w:right w:val="single" w:sz="4" w:space="0" w:color="auto"/>
+            </w:tcBorders>
+            <w:hideMark/>
+          </w:tcPr>
+          <w:p>
+            <w:pPr>
+              <w:spacing w:line="240" w:lineRule="auto"/>
+            </w:pPr>
             <w:r>
               <w:rPr>
                 <w:lang w:val="en-US"/>
@@ -1941,8 +2190,18 @@
         <w:tc>
           <w:tcPr>
             <w:tcW w:w="2337" w:type="dxa"/>
-          </w:tcPr>
-          <w:p>
+            <w:tcBorders>
+              <w:top w:val="single" w:sz="4" w:space="0" w:color="auto"/>
+              <w:left w:val="single" w:sz="4" w:space="0" w:color="auto"/>
+              <w:bottom w:val="single" w:sz="4" w:space="0" w:color="auto"/>
+              <w:right w:val="single" w:sz="4" w:space="0" w:color="auto"/>
+            </w:tcBorders>
+            <w:hideMark/>
+          </w:tcPr>
+          <w:p>
+            <w:pPr>
+              <w:spacing w:line="240" w:lineRule="auto"/>
+            </w:pPr>
             <w:r>
               <w:t>4</w:t>
             </w:r>
@@ -1953,8 +2212,18 @@
         <w:tc>
           <w:tcPr>
             <w:tcW w:w="2336" w:type="dxa"/>
-          </w:tcPr>
-          <w:p>
+            <w:tcBorders>
+              <w:top w:val="single" w:sz="4" w:space="0" w:color="auto"/>
+              <w:left w:val="single" w:sz="4" w:space="0" w:color="auto"/>
+              <w:bottom w:val="single" w:sz="4" w:space="0" w:color="auto"/>
+              <w:right w:val="single" w:sz="4" w:space="0" w:color="auto"/>
+            </w:tcBorders>
+            <w:hideMark/>
+          </w:tcPr>
+          <w:p>
+            <w:pPr>
+              <w:spacing w:line="240" w:lineRule="auto"/>
+            </w:pPr>
             <w:r>
               <w:rPr>
                 <w:lang w:val="en-US"/>
@@ -1966,9 +2235,17 @@
         <w:tc>
           <w:tcPr>
             <w:tcW w:w="2336" w:type="dxa"/>
-          </w:tcPr>
-          <w:p>
-            <w:pPr>
+            <w:tcBorders>
+              <w:top w:val="single" w:sz="4" w:space="0" w:color="auto"/>
+              <w:left w:val="single" w:sz="4" w:space="0" w:color="auto"/>
+              <w:bottom w:val="single" w:sz="4" w:space="0" w:color="auto"/>
+              <w:right w:val="single" w:sz="4" w:space="0" w:color="auto"/>
+            </w:tcBorders>
+            <w:hideMark/>
+          </w:tcPr>
+          <w:p>
+            <w:pPr>
+              <w:spacing w:line="240" w:lineRule="auto"/>
               <w:rPr>
                 <w:lang w:val="en-US"/>
               </w:rPr>
@@ -1984,9 +2261,17 @@
         <w:tc>
           <w:tcPr>
             <w:tcW w:w="2336" w:type="dxa"/>
-          </w:tcPr>
-          <w:p>
-            <w:pPr>
+            <w:tcBorders>
+              <w:top w:val="single" w:sz="4" w:space="0" w:color="auto"/>
+              <w:left w:val="single" w:sz="4" w:space="0" w:color="auto"/>
+              <w:bottom w:val="single" w:sz="4" w:space="0" w:color="auto"/>
+              <w:right w:val="single" w:sz="4" w:space="0" w:color="auto"/>
+            </w:tcBorders>
+            <w:hideMark/>
+          </w:tcPr>
+          <w:p>
+            <w:pPr>
+              <w:spacing w:line="240" w:lineRule="auto"/>
               <w:rPr>
                 <w:lang w:val="en-US"/>
               </w:rPr>
@@ -1998,16 +2283,33 @@
               <w:t>5</w:t>
             </w:r>
             <w:r>
-              <w:t>*4=20≡6</w:t>
+              <w:t>*4=20</w:t>
+            </w:r>
+            <w:r>
+              <w:rPr>
+                <w:lang w:val="ru-BY"/>
+              </w:rPr>
+              <w:t>≡</w:t>
+            </w:r>
+            <w:r>
+              <w:t>6</w:t>
             </w:r>
           </w:p>
         </w:tc>
         <w:tc>
           <w:tcPr>
             <w:tcW w:w="2337" w:type="dxa"/>
-          </w:tcPr>
-          <w:p>
-            <w:pPr>
+            <w:tcBorders>
+              <w:top w:val="single" w:sz="4" w:space="0" w:color="auto"/>
+              <w:left w:val="single" w:sz="4" w:space="0" w:color="auto"/>
+              <w:bottom w:val="single" w:sz="4" w:space="0" w:color="auto"/>
+              <w:right w:val="single" w:sz="4" w:space="0" w:color="auto"/>
+            </w:tcBorders>
+            <w:hideMark/>
+          </w:tcPr>
+          <w:p>
+            <w:pPr>
+              <w:spacing w:line="240" w:lineRule="auto"/>
               <w:rPr>
                 <w:lang w:val="en-US"/>
               </w:rPr>
@@ -2024,6 +2326,7 @@
     </w:tbl>
     <w:p>
       <w:pPr>
+        <w:spacing w:line="240" w:lineRule="auto"/>
         <w:rPr>
           <w:b/>
           <w:bCs/>
@@ -2038,6 +2341,9 @@
       </w:r>
     </w:p>
     <w:p>
+      <w:pPr>
+        <w:spacing w:line="240" w:lineRule="auto"/>
+      </w:pPr>
       <w:r>
         <w:t xml:space="preserve">Задано простое </w:t>
       </w:r>
@@ -2052,6 +2358,9 @@
       </w:r>
     </w:p>
     <w:p>
+      <w:pPr>
+        <w:spacing w:line="240" w:lineRule="auto"/>
+      </w:pPr>
       <w:r>
         <w:t xml:space="preserve">Ищем простые делители </w:t>
       </w:r>
@@ -2066,11 +2375,417 @@
       </w:r>
     </w:p>
     <w:p>
-      <w:r>
-        <w:t>Проверяем является ли случайное число 7 первообразным корнем по модулю 13:</w:t>
-      </w:r>
-    </w:p>
-    <w:p>
+      <w:pPr>
+        <w:spacing w:line="240" w:lineRule="auto"/>
+      </w:pPr>
+      <w:r>
+        <w:t>Проверяем какие числа до 13 являются первообразными корнями по модулю 13:</w:t>
+      </w:r>
+    </w:p>
+    <w:p>
+      <w:pPr>
+        <w:spacing w:line="240" w:lineRule="auto"/>
+      </w:pPr>
+      <w:r>
+        <w:t>2</w:t>
+      </w:r>
+      <w:r>
+        <w:rPr>
+          <w:vertAlign w:val="superscript"/>
+        </w:rPr>
+        <w:t xml:space="preserve">12 </w:t>
+      </w:r>
+      <w:r>
+        <w:rPr>
+          <w:lang w:val="en-US"/>
+        </w:rPr>
+        <w:t>mod</w:t>
+      </w:r>
+      <w:r>
+        <w:t xml:space="preserve"> 13 </w:t>
+      </w:r>
+      <w:r>
+        <w:rPr>
+          <w:lang w:val="ru-BY"/>
+        </w:rPr>
+        <w:t>≡</w:t>
+      </w:r>
+      <w:r>
+        <w:t xml:space="preserve"> 1; 2</w:t>
+      </w:r>
+      <w:r>
+        <w:rPr>
+          <w:vertAlign w:val="superscript"/>
+        </w:rPr>
+        <w:t xml:space="preserve">12/2 </w:t>
+      </w:r>
+      <w:r>
+        <w:rPr>
+          <w:lang w:val="en-US"/>
+        </w:rPr>
+        <w:t>mod</w:t>
+      </w:r>
+      <w:r>
+        <w:t xml:space="preserve"> 13 </w:t>
+      </w:r>
+      <w:r>
+        <w:rPr>
+          <w:lang w:val="ru-BY"/>
+        </w:rPr>
+        <w:t>≡</w:t>
+      </w:r>
+      <w:r>
+        <w:t xml:space="preserve"> 12; 2</w:t>
+      </w:r>
+      <w:r>
+        <w:rPr>
+          <w:vertAlign w:val="superscript"/>
+        </w:rPr>
+        <w:t xml:space="preserve">12/3 </w:t>
+      </w:r>
+      <w:r>
+        <w:rPr>
+          <w:lang w:val="en-US"/>
+        </w:rPr>
+        <w:t>mod</w:t>
+      </w:r>
+      <w:r>
+        <w:t xml:space="preserve"> 13 </w:t>
+      </w:r>
+      <w:r>
+        <w:rPr>
+          <w:lang w:val="ru-BY"/>
+        </w:rPr>
+        <w:t>≡</w:t>
+      </w:r>
+      <w:r>
+        <w:t xml:space="preserve"> 3.  (Является)</w:t>
+      </w:r>
+    </w:p>
+    <w:p>
+      <w:pPr>
+        <w:spacing w:line="240" w:lineRule="auto"/>
+      </w:pPr>
+      <w:r>
+        <w:t>3</w:t>
+      </w:r>
+      <w:r>
+        <w:rPr>
+          <w:vertAlign w:val="superscript"/>
+        </w:rPr>
+        <w:t xml:space="preserve">12 </w:t>
+      </w:r>
+      <w:r>
+        <w:rPr>
+          <w:lang w:val="en-US"/>
+        </w:rPr>
+        <w:t>mod</w:t>
+      </w:r>
+      <w:r>
+        <w:t xml:space="preserve"> 13 </w:t>
+      </w:r>
+      <w:r>
+        <w:rPr>
+          <w:lang w:val="ru-BY"/>
+        </w:rPr>
+        <w:t>≡</w:t>
+      </w:r>
+      <w:r>
+        <w:t xml:space="preserve"> 1; 3</w:t>
+      </w:r>
+      <w:r>
+        <w:rPr>
+          <w:vertAlign w:val="superscript"/>
+        </w:rPr>
+        <w:t xml:space="preserve">12/2 </w:t>
+      </w:r>
+      <w:r>
+        <w:rPr>
+          <w:lang w:val="en-US"/>
+        </w:rPr>
+        <w:t>mod</w:t>
+      </w:r>
+      <w:r>
+        <w:t xml:space="preserve"> 13 </w:t>
+      </w:r>
+      <w:r>
+        <w:rPr>
+          <w:lang w:val="ru-BY"/>
+        </w:rPr>
+        <w:t>≡</w:t>
+      </w:r>
+      <w:r>
+        <w:t xml:space="preserve"> 1; 3</w:t>
+      </w:r>
+      <w:r>
+        <w:rPr>
+          <w:vertAlign w:val="superscript"/>
+        </w:rPr>
+        <w:t xml:space="preserve">12/3 </w:t>
+      </w:r>
+      <w:r>
+        <w:rPr>
+          <w:lang w:val="en-US"/>
+        </w:rPr>
+        <w:t>mod</w:t>
+      </w:r>
+      <w:r>
+        <w:t xml:space="preserve"> 13 </w:t>
+      </w:r>
+      <w:r>
+        <w:rPr>
+          <w:lang w:val="ru-BY"/>
+        </w:rPr>
+        <w:t>≡</w:t>
+      </w:r>
+      <w:r>
+        <w:t xml:space="preserve"> 3.  (Не является)</w:t>
+      </w:r>
+    </w:p>
+    <w:p>
+      <w:pPr>
+        <w:spacing w:line="240" w:lineRule="auto"/>
+      </w:pPr>
+      <w:r>
+        <w:t>4</w:t>
+      </w:r>
+      <w:r>
+        <w:rPr>
+          <w:vertAlign w:val="superscript"/>
+        </w:rPr>
+        <w:t xml:space="preserve">12 </w:t>
+      </w:r>
+      <w:r>
+        <w:rPr>
+          <w:lang w:val="en-US"/>
+        </w:rPr>
+        <w:t>mod</w:t>
+      </w:r>
+      <w:r>
+        <w:t xml:space="preserve"> 13 </w:t>
+      </w:r>
+      <w:r>
+        <w:rPr>
+          <w:lang w:val="ru-BY"/>
+        </w:rPr>
+        <w:t>≡</w:t>
+      </w:r>
+      <w:r>
+        <w:t xml:space="preserve"> 1; 4</w:t>
+      </w:r>
+      <w:r>
+        <w:rPr>
+          <w:vertAlign w:val="superscript"/>
+        </w:rPr>
+        <w:t xml:space="preserve">12/2 </w:t>
+      </w:r>
+      <w:r>
+        <w:rPr>
+          <w:lang w:val="en-US"/>
+        </w:rPr>
+        <w:t>mod</w:t>
+      </w:r>
+      <w:r>
+        <w:t xml:space="preserve"> 13 </w:t>
+      </w:r>
+      <w:r>
+        <w:rPr>
+          <w:lang w:val="ru-BY"/>
+        </w:rPr>
+        <w:t>≡</w:t>
+      </w:r>
+      <w:r>
+        <w:t xml:space="preserve"> 1; 4</w:t>
+      </w:r>
+      <w:r>
+        <w:rPr>
+          <w:vertAlign w:val="superscript"/>
+        </w:rPr>
+        <w:t xml:space="preserve">12/3 </w:t>
+      </w:r>
+      <w:r>
+        <w:rPr>
+          <w:lang w:val="en-US"/>
+        </w:rPr>
+        <w:t>mod</w:t>
+      </w:r>
+      <w:r>
+        <w:t xml:space="preserve"> 13 </w:t>
+      </w:r>
+      <w:r>
+        <w:rPr>
+          <w:lang w:val="ru-BY"/>
+        </w:rPr>
+        <w:t>≡</w:t>
+      </w:r>
+      <w:r>
+        <w:t xml:space="preserve"> 9.  (Не является)</w:t>
+      </w:r>
+    </w:p>
+    <w:p>
+      <w:pPr>
+        <w:spacing w:line="240" w:lineRule="auto"/>
+      </w:pPr>
+      <w:r>
+        <w:t>5</w:t>
+      </w:r>
+      <w:r>
+        <w:rPr>
+          <w:vertAlign w:val="superscript"/>
+        </w:rPr>
+        <w:t xml:space="preserve">12 </w:t>
+      </w:r>
+      <w:r>
+        <w:rPr>
+          <w:lang w:val="en-US"/>
+        </w:rPr>
+        <w:t>mod</w:t>
+      </w:r>
+      <w:r>
+        <w:t xml:space="preserve"> 13 </w:t>
+      </w:r>
+      <w:r>
+        <w:rPr>
+          <w:lang w:val="ru-BY"/>
+        </w:rPr>
+        <w:t>≡</w:t>
+      </w:r>
+      <w:r>
+        <w:t xml:space="preserve"> 1; 5</w:t>
+      </w:r>
+      <w:r>
+        <w:rPr>
+          <w:vertAlign w:val="superscript"/>
+        </w:rPr>
+        <w:t xml:space="preserve">12/2 </w:t>
+      </w:r>
+      <w:r>
+        <w:rPr>
+          <w:lang w:val="en-US"/>
+        </w:rPr>
+        <w:t>mod</w:t>
+      </w:r>
+      <w:r>
+        <w:t xml:space="preserve"> 13 </w:t>
+      </w:r>
+      <w:r>
+        <w:rPr>
+          <w:lang w:val="ru-BY"/>
+        </w:rPr>
+        <w:t>≡</w:t>
+      </w:r>
+      <w:r>
+        <w:t xml:space="preserve"> 12; 5</w:t>
+      </w:r>
+      <w:r>
+        <w:rPr>
+          <w:vertAlign w:val="superscript"/>
+        </w:rPr>
+        <w:t xml:space="preserve">12/3 </w:t>
+      </w:r>
+      <w:r>
+        <w:rPr>
+          <w:lang w:val="en-US"/>
+        </w:rPr>
+        <w:t>mod</w:t>
+      </w:r>
+      <w:r>
+        <w:t xml:space="preserve"> 13 </w:t>
+      </w:r>
+      <w:r>
+        <w:rPr>
+          <w:lang w:val="ru-BY"/>
+        </w:rPr>
+        <w:t>≡</w:t>
+      </w:r>
+      <w:r>
+        <w:t xml:space="preserve"> 1.  (Не является)</w:t>
+      </w:r>
+    </w:p>
+    <w:p>
+      <w:pPr>
+        <w:spacing w:line="240" w:lineRule="auto"/>
+      </w:pPr>
+      <w:r>
+        <w:t>6</w:t>
+      </w:r>
+      <w:r>
+        <w:rPr>
+          <w:vertAlign w:val="superscript"/>
+        </w:rPr>
+        <w:t xml:space="preserve">12 </w:t>
+      </w:r>
+      <w:r>
+        <w:rPr>
+          <w:lang w:val="en-US"/>
+        </w:rPr>
+        <w:t>mod</w:t>
+      </w:r>
+      <w:r>
+        <w:t xml:space="preserve"> 13 </w:t>
+      </w:r>
+      <w:r>
+        <w:rPr>
+          <w:lang w:val="ru-BY"/>
+        </w:rPr>
+        <w:t>≡</w:t>
+      </w:r>
+      <w:r>
+        <w:t xml:space="preserve"> 1; 6</w:t>
+      </w:r>
+      <w:r>
+        <w:rPr>
+          <w:vertAlign w:val="superscript"/>
+        </w:rPr>
+        <w:t xml:space="preserve">12/2 </w:t>
+      </w:r>
+      <w:r>
+        <w:rPr>
+          <w:lang w:val="en-US"/>
+        </w:rPr>
+        <w:t>mod</w:t>
+      </w:r>
+      <w:r>
+        <w:t xml:space="preserve"> 13 </w:t>
+      </w:r>
+      <w:r>
+        <w:rPr>
+          <w:lang w:val="ru-BY"/>
+        </w:rPr>
+        <w:t>≡</w:t>
+      </w:r>
+      <w:r>
+        <w:t xml:space="preserve"> 12; 6</w:t>
+      </w:r>
+      <w:r>
+        <w:rPr>
+          <w:vertAlign w:val="superscript"/>
+        </w:rPr>
+        <w:t xml:space="preserve">12/3 </w:t>
+      </w:r>
+      <w:r>
+        <w:rPr>
+          <w:lang w:val="en-US"/>
+        </w:rPr>
+        <w:t>mod</w:t>
+      </w:r>
+      <w:r>
+        <w:t xml:space="preserve"> 13 </w:t>
+      </w:r>
+      <w:r>
+        <w:rPr>
+          <w:lang w:val="ru-BY"/>
+        </w:rPr>
+        <w:t>≡</w:t>
+      </w:r>
+      <w:r>
+        <w:t xml:space="preserve"> 9.  (Является)</w:t>
+      </w:r>
+    </w:p>
+    <w:p>
+      <w:pPr>
+        <w:spacing w:line="240" w:lineRule="auto"/>
+      </w:pPr>
       <w:r>
         <w:t>7</w:t>
       </w:r>
@@ -2087,7 +2802,16 @@
         <w:t>mod</w:t>
       </w:r>
       <w:r>
-        <w:t xml:space="preserve"> 13 ≡ 1; 7</w:t>
+        <w:t xml:space="preserve"> 13 </w:t>
+      </w:r>
+      <w:r>
+        <w:rPr>
+          <w:lang w:val="ru-BY"/>
+        </w:rPr>
+        <w:t>≡</w:t>
+      </w:r>
+      <w:r>
+        <w:t xml:space="preserve"> 1; 7</w:t>
       </w:r>
       <w:r>
         <w:rPr>
@@ -2102,7 +2826,16 @@
         <w:t>mod</w:t>
       </w:r>
       <w:r>
-        <w:t xml:space="preserve"> 13 ≡ 12; 7</w:t>
+        <w:t xml:space="preserve"> 13 </w:t>
+      </w:r>
+      <w:r>
+        <w:rPr>
+          <w:lang w:val="ru-BY"/>
+        </w:rPr>
+        <w:t>≡</w:t>
+      </w:r>
+      <w:r>
+        <w:t xml:space="preserve"> 12; 7</w:t>
       </w:r>
       <w:r>
         <w:rPr>
@@ -2117,19 +2850,429 @@
         <w:t>mod</w:t>
       </w:r>
       <w:r>
-        <w:t xml:space="preserve"> 13 ≡ 9. </w:t>
-      </w:r>
-    </w:p>
-    <w:p>
-      <w:r>
+        <w:t xml:space="preserve"> 13 </w:t>
+      </w:r>
+      <w:r>
+        <w:rPr>
+          <w:lang w:val="ru-BY"/>
+        </w:rPr>
+        <w:t>≡</w:t>
+      </w:r>
+      <w:r>
+        <w:t xml:space="preserve"> 9.  (Является)</w:t>
+      </w:r>
+    </w:p>
+    <w:p>
+      <w:pPr>
+        <w:spacing w:line="240" w:lineRule="auto"/>
+      </w:pPr>
+      <w:r>
+        <w:t>8</w:t>
+      </w:r>
+      <w:r>
+        <w:rPr>
+          <w:vertAlign w:val="superscript"/>
+        </w:rPr>
+        <w:t xml:space="preserve">12 </w:t>
+      </w:r>
+      <w:r>
+        <w:rPr>
+          <w:lang w:val="en-US"/>
+        </w:rPr>
+        <w:t>mod</w:t>
+      </w:r>
+      <w:r>
+        <w:t xml:space="preserve"> 13 </w:t>
+      </w:r>
+      <w:r>
+        <w:rPr>
+          <w:lang w:val="ru-BY"/>
+        </w:rPr>
+        <w:t>≡</w:t>
+      </w:r>
+      <w:r>
+        <w:t xml:space="preserve"> 1; 8</w:t>
+      </w:r>
+      <w:r>
+        <w:rPr>
+          <w:vertAlign w:val="superscript"/>
+        </w:rPr>
+        <w:t xml:space="preserve">12/2 </w:t>
+      </w:r>
+      <w:r>
+        <w:rPr>
+          <w:lang w:val="en-US"/>
+        </w:rPr>
+        <w:t>mod</w:t>
+      </w:r>
+      <w:r>
+        <w:t xml:space="preserve"> 13 </w:t>
+      </w:r>
+      <w:r>
+        <w:rPr>
+          <w:lang w:val="ru-BY"/>
+        </w:rPr>
+        <w:t>≡</w:t>
+      </w:r>
+      <w:r>
+        <w:t xml:space="preserve"> 12; 8</w:t>
+      </w:r>
+      <w:r>
+        <w:rPr>
+          <w:vertAlign w:val="superscript"/>
+        </w:rPr>
+        <w:t xml:space="preserve">12/3 </w:t>
+      </w:r>
+      <w:r>
+        <w:rPr>
+          <w:lang w:val="en-US"/>
+        </w:rPr>
+        <w:t>mod</w:t>
+      </w:r>
+      <w:r>
+        <w:t xml:space="preserve"> 13 </w:t>
+      </w:r>
+      <w:r>
+        <w:rPr>
+          <w:lang w:val="ru-BY"/>
+        </w:rPr>
+        <w:t>≡</w:t>
+      </w:r>
+      <w:r>
+        <w:t xml:space="preserve"> 1.  (Не является)</w:t>
+      </w:r>
+    </w:p>
+    <w:p>
+      <w:pPr>
+        <w:spacing w:line="240" w:lineRule="auto"/>
+      </w:pPr>
+      <w:r>
+        <w:t>9</w:t>
+      </w:r>
+      <w:r>
+        <w:rPr>
+          <w:vertAlign w:val="superscript"/>
+        </w:rPr>
+        <w:t xml:space="preserve">12 </w:t>
+      </w:r>
+      <w:r>
+        <w:rPr>
+          <w:lang w:val="en-US"/>
+        </w:rPr>
+        <w:t>mod</w:t>
+      </w:r>
+      <w:r>
+        <w:t xml:space="preserve"> 13 </w:t>
+      </w:r>
+      <w:r>
+        <w:rPr>
+          <w:lang w:val="ru-BY"/>
+        </w:rPr>
+        <w:t>≡</w:t>
+      </w:r>
+      <w:r>
+        <w:t xml:space="preserve"> 1; 9</w:t>
+      </w:r>
+      <w:r>
+        <w:rPr>
+          <w:vertAlign w:val="superscript"/>
+        </w:rPr>
+        <w:t xml:space="preserve">12/2 </w:t>
+      </w:r>
+      <w:r>
+        <w:rPr>
+          <w:lang w:val="en-US"/>
+        </w:rPr>
+        <w:t>mod</w:t>
+      </w:r>
+      <w:r>
+        <w:t xml:space="preserve"> 13 </w:t>
+      </w:r>
+      <w:r>
+        <w:rPr>
+          <w:lang w:val="ru-BY"/>
+        </w:rPr>
+        <w:t>≡</w:t>
+      </w:r>
+      <w:r>
+        <w:t xml:space="preserve"> 1; 9</w:t>
+      </w:r>
+      <w:r>
+        <w:rPr>
+          <w:vertAlign w:val="superscript"/>
+        </w:rPr>
+        <w:t xml:space="preserve">12/3 </w:t>
+      </w:r>
+      <w:r>
+        <w:rPr>
+          <w:lang w:val="en-US"/>
+        </w:rPr>
+        <w:t>mod</w:t>
+      </w:r>
+      <w:r>
+        <w:t xml:space="preserve"> 13 </w:t>
+      </w:r>
+      <w:r>
+        <w:rPr>
+          <w:lang w:val="ru-BY"/>
+        </w:rPr>
+        <w:t>≡</w:t>
+      </w:r>
+      <w:r>
+        <w:t xml:space="preserve"> 9.  (Не является)</w:t>
+      </w:r>
+    </w:p>
+    <w:p>
+      <w:pPr>
+        <w:spacing w:line="240" w:lineRule="auto"/>
+      </w:pPr>
+      <w:r>
+        <w:t>10</w:t>
+      </w:r>
+      <w:r>
+        <w:rPr>
+          <w:vertAlign w:val="superscript"/>
+        </w:rPr>
+        <w:t xml:space="preserve">12 </w:t>
+      </w:r>
+      <w:r>
+        <w:rPr>
+          <w:lang w:val="en-US"/>
+        </w:rPr>
+        <w:t>mod</w:t>
+      </w:r>
+      <w:r>
+        <w:t xml:space="preserve"> 13 </w:t>
+      </w:r>
+      <w:r>
+        <w:rPr>
+          <w:lang w:val="ru-BY"/>
+        </w:rPr>
+        <w:t>≡</w:t>
+      </w:r>
+      <w:r>
+        <w:t xml:space="preserve"> 1; 10</w:t>
+      </w:r>
+      <w:r>
+        <w:rPr>
+          <w:vertAlign w:val="superscript"/>
+        </w:rPr>
+        <w:t xml:space="preserve">12/2 </w:t>
+      </w:r>
+      <w:r>
+        <w:rPr>
+          <w:lang w:val="en-US"/>
+        </w:rPr>
+        <w:t>mod</w:t>
+      </w:r>
+      <w:r>
+        <w:t xml:space="preserve"> 13 </w:t>
+      </w:r>
+      <w:r>
+        <w:rPr>
+          <w:lang w:val="ru-BY"/>
+        </w:rPr>
+        <w:t>≡</w:t>
+      </w:r>
+      <w:r>
+        <w:t xml:space="preserve"> 1; 10</w:t>
+      </w:r>
+      <w:r>
+        <w:rPr>
+          <w:vertAlign w:val="superscript"/>
+        </w:rPr>
+        <w:t xml:space="preserve">12/3 </w:t>
+      </w:r>
+      <w:r>
+        <w:rPr>
+          <w:lang w:val="en-US"/>
+        </w:rPr>
+        <w:t>mod</w:t>
+      </w:r>
+      <w:r>
+        <w:t xml:space="preserve"> 13 </w:t>
+      </w:r>
+      <w:r>
+        <w:rPr>
+          <w:lang w:val="ru-BY"/>
+        </w:rPr>
+        <w:t>≡</w:t>
+      </w:r>
+      <w:r>
+        <w:t xml:space="preserve"> 3.  (Не является)</w:t>
+      </w:r>
+    </w:p>
+    <w:p>
+      <w:pPr>
+        <w:spacing w:line="240" w:lineRule="auto"/>
+      </w:pPr>
+      <w:r>
+        <w:t>11</w:t>
+      </w:r>
+      <w:r>
+        <w:rPr>
+          <w:vertAlign w:val="superscript"/>
+        </w:rPr>
+        <w:t xml:space="preserve">12 </w:t>
+      </w:r>
+      <w:r>
+        <w:rPr>
+          <w:lang w:val="en-US"/>
+        </w:rPr>
+        <w:t>mod</w:t>
+      </w:r>
+      <w:r>
+        <w:t xml:space="preserve"> 13 </w:t>
+      </w:r>
+      <w:r>
+        <w:rPr>
+          <w:lang w:val="ru-BY"/>
+        </w:rPr>
+        <w:t>≡</w:t>
+      </w:r>
+      <w:r>
+        <w:t xml:space="preserve"> 1; 11</w:t>
+      </w:r>
+      <w:r>
+        <w:rPr>
+          <w:vertAlign w:val="superscript"/>
+        </w:rPr>
+        <w:t xml:space="preserve">12/2 </w:t>
+      </w:r>
+      <w:r>
+        <w:rPr>
+          <w:lang w:val="en-US"/>
+        </w:rPr>
+        <w:t>mod</w:t>
+      </w:r>
+      <w:r>
+        <w:t xml:space="preserve"> 13 </w:t>
+      </w:r>
+      <w:r>
+        <w:rPr>
+          <w:lang w:val="ru-BY"/>
+        </w:rPr>
+        <w:t>≡</w:t>
+      </w:r>
+      <w:r>
+        <w:t xml:space="preserve"> 12; 11</w:t>
+      </w:r>
+      <w:r>
+        <w:rPr>
+          <w:vertAlign w:val="superscript"/>
+        </w:rPr>
+        <w:t xml:space="preserve">12/3 </w:t>
+      </w:r>
+      <w:r>
+        <w:rPr>
+          <w:lang w:val="en-US"/>
+        </w:rPr>
+        <w:t>mod</w:t>
+      </w:r>
+      <w:r>
+        <w:t xml:space="preserve"> 13 </w:t>
+      </w:r>
+      <w:r>
+        <w:rPr>
+          <w:lang w:val="ru-BY"/>
+        </w:rPr>
+        <w:t>≡</w:t>
+      </w:r>
+      <w:r>
+        <w:t xml:space="preserve"> 3. (Является)</w:t>
+      </w:r>
+    </w:p>
+    <w:p>
+      <w:pPr>
+        <w:spacing w:line="240" w:lineRule="auto"/>
         <w:rPr>
           <w:b/>
           <w:bCs/>
         </w:rPr>
+      </w:pPr>
+    </w:p>
+    <w:p>
+      <w:pPr>
+        <w:spacing w:line="240" w:lineRule="auto"/>
+        <w:rPr>
+          <w:b/>
+          <w:bCs/>
+        </w:rPr>
+      </w:pPr>
+    </w:p>
+    <w:p>
+      <w:pPr>
+        <w:spacing w:line="240" w:lineRule="auto"/>
+        <w:rPr>
+          <w:b/>
+          <w:bCs/>
+        </w:rPr>
+      </w:pPr>
+    </w:p>
+    <w:p>
+      <w:pPr>
+        <w:spacing w:line="240" w:lineRule="auto"/>
+        <w:rPr>
+          <w:b/>
+          <w:bCs/>
+        </w:rPr>
+      </w:pPr>
+    </w:p>
+    <w:p>
+      <w:pPr>
+        <w:spacing w:line="240" w:lineRule="auto"/>
+        <w:rPr>
+          <w:b/>
+          <w:bCs/>
+        </w:rPr>
+      </w:pPr>
+    </w:p>
+    <w:p>
+      <w:pPr>
+        <w:spacing w:line="240" w:lineRule="auto"/>
+        <w:rPr>
+          <w:b/>
+          <w:bCs/>
+        </w:rPr>
+      </w:pPr>
+    </w:p>
+    <w:p>
+      <w:pPr>
+        <w:spacing w:line="240" w:lineRule="auto"/>
+        <w:rPr>
+          <w:b/>
+          <w:bCs/>
+        </w:rPr>
+      </w:pPr>
+    </w:p>
+    <w:p>
+      <w:pPr>
+        <w:spacing w:line="240" w:lineRule="auto"/>
+        <w:rPr>
+          <w:b/>
+          <w:bCs/>
+        </w:rPr>
+      </w:pPr>
+    </w:p>
+    <w:p>
+      <w:pPr>
+        <w:spacing w:line="240" w:lineRule="auto"/>
+      </w:pPr>
+      <w:r>
+        <w:rPr>
+          <w:b/>
+          <w:bCs/>
+        </w:rPr>
         <w:t>3. Пример работы расширенного алгоритма Евклида</w:t>
       </w:r>
     </w:p>
     <w:p>
+      <w:pPr>
+        <w:spacing w:line="240" w:lineRule="auto"/>
+        <w:rPr>
+          <w:lang w:val="en-US"/>
+        </w:rPr>
+      </w:pPr>
       <w:r>
         <w:rPr>
           <w:lang w:val="en-US"/>
@@ -2139,101 +3282,73 @@
       <w:r>
         <w:rPr>
           <w:vertAlign w:val="subscript"/>
+          <w:lang w:val="en-US"/>
         </w:rPr>
         <w:t>1</w:t>
       </w:r>
       <w:r>
-        <w:t>*</w:t>
-      </w:r>
-      <w:r>
-        <w:rPr>
-          <w:lang w:val="en-US"/>
-        </w:rPr>
-        <w:t>a</w:t>
-      </w:r>
-      <w:r>
-        <w:t xml:space="preserve"> + </w:t>
-      </w:r>
-      <w:r>
-        <w:rPr>
-          <w:lang w:val="en-US"/>
-        </w:rPr>
-        <w:t>y</w:t>
+        <w:rPr>
+          <w:lang w:val="en-US"/>
+        </w:rPr>
+        <w:t>*a + y</w:t>
       </w:r>
       <w:r>
         <w:rPr>
           <w:vertAlign w:val="subscript"/>
+          <w:lang w:val="en-US"/>
         </w:rPr>
         <w:t>1</w:t>
       </w:r>
       <w:r>
-        <w:t>*</w:t>
-      </w:r>
-      <w:r>
-        <w:rPr>
-          <w:lang w:val="en-US"/>
-        </w:rPr>
-        <w:t>b</w:t>
-      </w:r>
-      <w:r>
-        <w:t xml:space="preserve"> = нод(</w:t>
-      </w:r>
+        <w:rPr>
+          <w:lang w:val="en-US"/>
+        </w:rPr>
+        <w:t xml:space="preserve">*b = </w:t>
+      </w:r>
+      <w:proofErr w:type="spellStart"/>
+      <w:r>
+        <w:rPr>
+          <w:lang w:val="en-US"/>
+        </w:rPr>
+        <w:t>нод</w:t>
+      </w:r>
+      <w:proofErr w:type="spellEnd"/>
+      <w:r>
+        <w:rPr>
+          <w:lang w:val="en-US"/>
+        </w:rPr>
+        <w:t>(</w:t>
+      </w:r>
+      <w:proofErr w:type="spellStart"/>
       <w:proofErr w:type="gramStart"/>
       <w:r>
         <w:rPr>
           <w:lang w:val="en-US"/>
         </w:rPr>
-        <w:t>a</w:t>
-      </w:r>
-      <w:r>
-        <w:t>,</w:t>
-      </w:r>
-      <w:r>
-        <w:rPr>
-          <w:lang w:val="en-US"/>
-        </w:rPr>
-        <w:t>b</w:t>
-      </w:r>
+        <w:t>a,b</w:t>
+      </w:r>
+      <w:proofErr w:type="spellEnd"/>
       <w:proofErr w:type="gramEnd"/>
       <w:r>
-        <w:t xml:space="preserve">), </w:t>
-      </w:r>
-      <w:r>
-        <w:rPr>
-          <w:lang w:val="en-US"/>
-        </w:rPr>
-        <w:t>a</w:t>
-      </w:r>
-      <w:r>
-        <w:t xml:space="preserve"> = 312, </w:t>
-      </w:r>
-      <w:r>
-        <w:rPr>
-          <w:lang w:val="en-US"/>
-        </w:rPr>
-        <w:t>b</w:t>
-      </w:r>
-      <w:r>
-        <w:t xml:space="preserve"> = 217, (</w:t>
-      </w:r>
+        <w:rPr>
+          <w:lang w:val="en-US"/>
+        </w:rPr>
+        <w:t>), a = 312, b = 217, (</w:t>
+      </w:r>
+      <w:proofErr w:type="spellStart"/>
       <w:proofErr w:type="gramStart"/>
       <w:r>
         <w:rPr>
           <w:lang w:val="en-US"/>
         </w:rPr>
-        <w:t>a</w:t>
-      </w:r>
-      <w:r>
-        <w:t>,</w:t>
-      </w:r>
-      <w:r>
-        <w:rPr>
-          <w:lang w:val="en-US"/>
-        </w:rPr>
-        <w:t>b</w:t>
-      </w:r>
+        <w:t>a,b</w:t>
+      </w:r>
+      <w:proofErr w:type="spellEnd"/>
       <w:proofErr w:type="gramEnd"/>
       <w:r>
+        <w:rPr>
+          <w:lang w:val="en-US"/>
+        </w:rPr>
         <w:t>) = 1</w:t>
       </w:r>
     </w:p>
@@ -2260,8 +3375,18 @@
         <w:tc>
           <w:tcPr>
             <w:tcW w:w="1489" w:type="dxa"/>
-          </w:tcPr>
-          <w:p>
+            <w:tcBorders>
+              <w:top w:val="single" w:sz="4" w:space="0" w:color="auto"/>
+              <w:left w:val="single" w:sz="4" w:space="0" w:color="auto"/>
+              <w:bottom w:val="single" w:sz="4" w:space="0" w:color="auto"/>
+              <w:right w:val="single" w:sz="4" w:space="0" w:color="auto"/>
+            </w:tcBorders>
+            <w:hideMark/>
+          </w:tcPr>
+          <w:p>
+            <w:pPr>
+              <w:spacing w:line="240" w:lineRule="auto"/>
+            </w:pPr>
             <w:r>
               <w:t>итерация</w:t>
             </w:r>
@@ -2270,9 +3395,17 @@
         <w:tc>
           <w:tcPr>
             <w:tcW w:w="1122" w:type="dxa"/>
-          </w:tcPr>
-          <w:p>
-            <w:pPr>
+            <w:tcBorders>
+              <w:top w:val="single" w:sz="4" w:space="0" w:color="auto"/>
+              <w:left w:val="single" w:sz="4" w:space="0" w:color="auto"/>
+              <w:bottom w:val="single" w:sz="4" w:space="0" w:color="auto"/>
+              <w:right w:val="single" w:sz="4" w:space="0" w:color="auto"/>
+            </w:tcBorders>
+            <w:hideMark/>
+          </w:tcPr>
+          <w:p>
+            <w:pPr>
+              <w:spacing w:line="240" w:lineRule="auto"/>
               <w:rPr>
                 <w:lang w:val="en-US"/>
               </w:rPr>
@@ -2288,9 +3421,17 @@
         <w:tc>
           <w:tcPr>
             <w:tcW w:w="1145" w:type="dxa"/>
-          </w:tcPr>
-          <w:p>
-            <w:pPr>
+            <w:tcBorders>
+              <w:top w:val="single" w:sz="4" w:space="0" w:color="auto"/>
+              <w:left w:val="single" w:sz="4" w:space="0" w:color="auto"/>
+              <w:bottom w:val="single" w:sz="4" w:space="0" w:color="auto"/>
+              <w:right w:val="single" w:sz="4" w:space="0" w:color="auto"/>
+            </w:tcBorders>
+            <w:hideMark/>
+          </w:tcPr>
+          <w:p>
+            <w:pPr>
+              <w:spacing w:line="240" w:lineRule="auto"/>
               <w:rPr>
                 <w:vertAlign w:val="subscript"/>
                 <w:lang w:val="en-US"/>
@@ -2314,9 +3455,17 @@
         <w:tc>
           <w:tcPr>
             <w:tcW w:w="1145" w:type="dxa"/>
-          </w:tcPr>
-          <w:p>
-            <w:pPr>
+            <w:tcBorders>
+              <w:top w:val="single" w:sz="4" w:space="0" w:color="auto"/>
+              <w:left w:val="single" w:sz="4" w:space="0" w:color="auto"/>
+              <w:bottom w:val="single" w:sz="4" w:space="0" w:color="auto"/>
+              <w:right w:val="single" w:sz="4" w:space="0" w:color="auto"/>
+            </w:tcBorders>
+            <w:hideMark/>
+          </w:tcPr>
+          <w:p>
+            <w:pPr>
+              <w:spacing w:line="240" w:lineRule="auto"/>
               <w:rPr>
                 <w:vertAlign w:val="subscript"/>
                 <w:lang w:val="en-US"/>
@@ -2340,9 +3489,17 @@
         <w:tc>
           <w:tcPr>
             <w:tcW w:w="1128" w:type="dxa"/>
-          </w:tcPr>
-          <w:p>
-            <w:pPr>
+            <w:tcBorders>
+              <w:top w:val="single" w:sz="4" w:space="0" w:color="auto"/>
+              <w:left w:val="single" w:sz="4" w:space="0" w:color="auto"/>
+              <w:bottom w:val="single" w:sz="4" w:space="0" w:color="auto"/>
+              <w:right w:val="single" w:sz="4" w:space="0" w:color="auto"/>
+            </w:tcBorders>
+            <w:hideMark/>
+          </w:tcPr>
+          <w:p>
+            <w:pPr>
+              <w:spacing w:line="240" w:lineRule="auto"/>
               <w:rPr>
                 <w:vertAlign w:val="subscript"/>
                 <w:lang w:val="en-US"/>
@@ -2366,9 +3523,17 @@
         <w:tc>
           <w:tcPr>
             <w:tcW w:w="1128" w:type="dxa"/>
-          </w:tcPr>
-          <w:p>
-            <w:pPr>
+            <w:tcBorders>
+              <w:top w:val="single" w:sz="4" w:space="0" w:color="auto"/>
+              <w:left w:val="single" w:sz="4" w:space="0" w:color="auto"/>
+              <w:bottom w:val="single" w:sz="4" w:space="0" w:color="auto"/>
+              <w:right w:val="single" w:sz="4" w:space="0" w:color="auto"/>
+            </w:tcBorders>
+            <w:hideMark/>
+          </w:tcPr>
+          <w:p>
+            <w:pPr>
+              <w:spacing w:line="240" w:lineRule="auto"/>
               <w:rPr>
                 <w:vertAlign w:val="subscript"/>
                 <w:lang w:val="en-US"/>
@@ -2392,9 +3557,17 @@
         <w:tc>
           <w:tcPr>
             <w:tcW w:w="1133" w:type="dxa"/>
-          </w:tcPr>
-          <w:p>
-            <w:pPr>
+            <w:tcBorders>
+              <w:top w:val="single" w:sz="4" w:space="0" w:color="auto"/>
+              <w:left w:val="single" w:sz="4" w:space="0" w:color="auto"/>
+              <w:bottom w:val="single" w:sz="4" w:space="0" w:color="auto"/>
+              <w:right w:val="single" w:sz="4" w:space="0" w:color="auto"/>
+            </w:tcBorders>
+            <w:hideMark/>
+          </w:tcPr>
+          <w:p>
+            <w:pPr>
+              <w:spacing w:line="240" w:lineRule="auto"/>
               <w:rPr>
                 <w:vertAlign w:val="subscript"/>
                 <w:lang w:val="en-US"/>
@@ -2418,9 +3591,17 @@
         <w:tc>
           <w:tcPr>
             <w:tcW w:w="1132" w:type="dxa"/>
-          </w:tcPr>
-          <w:p>
-            <w:pPr>
+            <w:tcBorders>
+              <w:top w:val="single" w:sz="4" w:space="0" w:color="auto"/>
+              <w:left w:val="single" w:sz="4" w:space="0" w:color="auto"/>
+              <w:bottom w:val="single" w:sz="4" w:space="0" w:color="auto"/>
+              <w:right w:val="single" w:sz="4" w:space="0" w:color="auto"/>
+            </w:tcBorders>
+            <w:hideMark/>
+          </w:tcPr>
+          <w:p>
+            <w:pPr>
+              <w:spacing w:line="240" w:lineRule="auto"/>
               <w:rPr>
                 <w:vertAlign w:val="subscript"/>
                 <w:lang w:val="en-US"/>
@@ -2449,9 +3630,17 @@
         <w:tc>
           <w:tcPr>
             <w:tcW w:w="1489" w:type="dxa"/>
-          </w:tcPr>
-          <w:p>
-            <w:pPr>
+            <w:tcBorders>
+              <w:top w:val="single" w:sz="4" w:space="0" w:color="auto"/>
+              <w:left w:val="single" w:sz="4" w:space="0" w:color="auto"/>
+              <w:bottom w:val="single" w:sz="4" w:space="0" w:color="auto"/>
+              <w:right w:val="single" w:sz="4" w:space="0" w:color="auto"/>
+            </w:tcBorders>
+            <w:hideMark/>
+          </w:tcPr>
+          <w:p>
+            <w:pPr>
+              <w:spacing w:line="240" w:lineRule="auto"/>
               <w:rPr>
                 <w:lang w:val="en-US"/>
               </w:rPr>
@@ -2467,9 +3656,17 @@
         <w:tc>
           <w:tcPr>
             <w:tcW w:w="1122" w:type="dxa"/>
-          </w:tcPr>
-          <w:p>
-            <w:pPr>
+            <w:tcBorders>
+              <w:top w:val="single" w:sz="4" w:space="0" w:color="auto"/>
+              <w:left w:val="single" w:sz="4" w:space="0" w:color="auto"/>
+              <w:bottom w:val="single" w:sz="4" w:space="0" w:color="auto"/>
+              <w:right w:val="single" w:sz="4" w:space="0" w:color="auto"/>
+            </w:tcBorders>
+            <w:hideMark/>
+          </w:tcPr>
+          <w:p>
+            <w:pPr>
+              <w:spacing w:line="240" w:lineRule="auto"/>
               <w:rPr>
                 <w:lang w:val="en-US"/>
               </w:rPr>
@@ -2485,9 +3682,17 @@
         <w:tc>
           <w:tcPr>
             <w:tcW w:w="1145" w:type="dxa"/>
-          </w:tcPr>
-          <w:p>
-            <w:pPr>
+            <w:tcBorders>
+              <w:top w:val="single" w:sz="4" w:space="0" w:color="auto"/>
+              <w:left w:val="single" w:sz="4" w:space="0" w:color="auto"/>
+              <w:bottom w:val="single" w:sz="4" w:space="0" w:color="auto"/>
+              <w:right w:val="single" w:sz="4" w:space="0" w:color="auto"/>
+            </w:tcBorders>
+            <w:hideMark/>
+          </w:tcPr>
+          <w:p>
+            <w:pPr>
+              <w:spacing w:line="240" w:lineRule="auto"/>
               <w:rPr>
                 <w:lang w:val="en-US"/>
               </w:rPr>
@@ -2503,9 +3708,17 @@
         <w:tc>
           <w:tcPr>
             <w:tcW w:w="1145" w:type="dxa"/>
-          </w:tcPr>
-          <w:p>
-            <w:pPr>
+            <w:tcBorders>
+              <w:top w:val="single" w:sz="4" w:space="0" w:color="auto"/>
+              <w:left w:val="single" w:sz="4" w:space="0" w:color="auto"/>
+              <w:bottom w:val="single" w:sz="4" w:space="0" w:color="auto"/>
+              <w:right w:val="single" w:sz="4" w:space="0" w:color="auto"/>
+            </w:tcBorders>
+            <w:hideMark/>
+          </w:tcPr>
+          <w:p>
+            <w:pPr>
+              <w:spacing w:line="240" w:lineRule="auto"/>
               <w:rPr>
                 <w:lang w:val="en-US"/>
               </w:rPr>
@@ -2521,9 +3734,17 @@
         <w:tc>
           <w:tcPr>
             <w:tcW w:w="1128" w:type="dxa"/>
-          </w:tcPr>
-          <w:p>
-            <w:pPr>
+            <w:tcBorders>
+              <w:top w:val="single" w:sz="4" w:space="0" w:color="auto"/>
+              <w:left w:val="single" w:sz="4" w:space="0" w:color="auto"/>
+              <w:bottom w:val="single" w:sz="4" w:space="0" w:color="auto"/>
+              <w:right w:val="single" w:sz="4" w:space="0" w:color="auto"/>
+            </w:tcBorders>
+            <w:hideMark/>
+          </w:tcPr>
+          <w:p>
+            <w:pPr>
+              <w:spacing w:line="240" w:lineRule="auto"/>
               <w:rPr>
                 <w:lang w:val="en-US"/>
               </w:rPr>
@@ -2539,9 +3760,17 @@
         <w:tc>
           <w:tcPr>
             <w:tcW w:w="1128" w:type="dxa"/>
-          </w:tcPr>
-          <w:p>
-            <w:pPr>
+            <w:tcBorders>
+              <w:top w:val="single" w:sz="4" w:space="0" w:color="auto"/>
+              <w:left w:val="single" w:sz="4" w:space="0" w:color="auto"/>
+              <w:bottom w:val="single" w:sz="4" w:space="0" w:color="auto"/>
+              <w:right w:val="single" w:sz="4" w:space="0" w:color="auto"/>
+            </w:tcBorders>
+            <w:hideMark/>
+          </w:tcPr>
+          <w:p>
+            <w:pPr>
+              <w:spacing w:line="240" w:lineRule="auto"/>
               <w:rPr>
                 <w:lang w:val="en-US"/>
               </w:rPr>
@@ -2557,9 +3786,17 @@
         <w:tc>
           <w:tcPr>
             <w:tcW w:w="1133" w:type="dxa"/>
-          </w:tcPr>
-          <w:p>
-            <w:pPr>
+            <w:tcBorders>
+              <w:top w:val="single" w:sz="4" w:space="0" w:color="auto"/>
+              <w:left w:val="single" w:sz="4" w:space="0" w:color="auto"/>
+              <w:bottom w:val="single" w:sz="4" w:space="0" w:color="auto"/>
+              <w:right w:val="single" w:sz="4" w:space="0" w:color="auto"/>
+            </w:tcBorders>
+            <w:hideMark/>
+          </w:tcPr>
+          <w:p>
+            <w:pPr>
+              <w:spacing w:line="240" w:lineRule="auto"/>
               <w:rPr>
                 <w:lang w:val="en-US"/>
               </w:rPr>
@@ -2575,9 +3812,17 @@
         <w:tc>
           <w:tcPr>
             <w:tcW w:w="1132" w:type="dxa"/>
-          </w:tcPr>
-          <w:p>
-            <w:pPr>
+            <w:tcBorders>
+              <w:top w:val="single" w:sz="4" w:space="0" w:color="auto"/>
+              <w:left w:val="single" w:sz="4" w:space="0" w:color="auto"/>
+              <w:bottom w:val="single" w:sz="4" w:space="0" w:color="auto"/>
+              <w:right w:val="single" w:sz="4" w:space="0" w:color="auto"/>
+            </w:tcBorders>
+            <w:hideMark/>
+          </w:tcPr>
+          <w:p>
+            <w:pPr>
+              <w:spacing w:line="240" w:lineRule="auto"/>
               <w:rPr>
                 <w:lang w:val="en-US"/>
               </w:rPr>
@@ -2598,8 +3843,18 @@
         <w:tc>
           <w:tcPr>
             <w:tcW w:w="1489" w:type="dxa"/>
-          </w:tcPr>
-          <w:p>
+            <w:tcBorders>
+              <w:top w:val="single" w:sz="4" w:space="0" w:color="auto"/>
+              <w:left w:val="single" w:sz="4" w:space="0" w:color="auto"/>
+              <w:bottom w:val="single" w:sz="4" w:space="0" w:color="auto"/>
+              <w:right w:val="single" w:sz="4" w:space="0" w:color="auto"/>
+            </w:tcBorders>
+            <w:hideMark/>
+          </w:tcPr>
+          <w:p>
+            <w:pPr>
+              <w:spacing w:line="240" w:lineRule="auto"/>
+            </w:pPr>
             <w:r>
               <w:t>1</w:t>
             </w:r>
@@ -2608,9 +3863,17 @@
         <w:tc>
           <w:tcPr>
             <w:tcW w:w="1122" w:type="dxa"/>
-          </w:tcPr>
-          <w:p>
-            <w:pPr>
+            <w:tcBorders>
+              <w:top w:val="single" w:sz="4" w:space="0" w:color="auto"/>
+              <w:left w:val="single" w:sz="4" w:space="0" w:color="auto"/>
+              <w:bottom w:val="single" w:sz="4" w:space="0" w:color="auto"/>
+              <w:right w:val="single" w:sz="4" w:space="0" w:color="auto"/>
+            </w:tcBorders>
+            <w:hideMark/>
+          </w:tcPr>
+          <w:p>
+            <w:pPr>
+              <w:spacing w:line="240" w:lineRule="auto"/>
               <w:rPr>
                 <w:lang w:val="en-US"/>
               </w:rPr>
@@ -2623,8 +3886,18 @@
         <w:tc>
           <w:tcPr>
             <w:tcW w:w="1145" w:type="dxa"/>
-          </w:tcPr>
-          <w:p>
+            <w:tcBorders>
+              <w:top w:val="single" w:sz="4" w:space="0" w:color="auto"/>
+              <w:left w:val="single" w:sz="4" w:space="0" w:color="auto"/>
+              <w:bottom w:val="single" w:sz="4" w:space="0" w:color="auto"/>
+              <w:right w:val="single" w:sz="4" w:space="0" w:color="auto"/>
+            </w:tcBorders>
+            <w:hideMark/>
+          </w:tcPr>
+          <w:p>
+            <w:pPr>
+              <w:spacing w:line="240" w:lineRule="auto"/>
+            </w:pPr>
             <w:r>
               <w:t>312</w:t>
             </w:r>
@@ -2633,8 +3906,18 @@
         <w:tc>
           <w:tcPr>
             <w:tcW w:w="1145" w:type="dxa"/>
-          </w:tcPr>
-          <w:p>
+            <w:tcBorders>
+              <w:top w:val="single" w:sz="4" w:space="0" w:color="auto"/>
+              <w:left w:val="single" w:sz="4" w:space="0" w:color="auto"/>
+              <w:bottom w:val="single" w:sz="4" w:space="0" w:color="auto"/>
+              <w:right w:val="single" w:sz="4" w:space="0" w:color="auto"/>
+            </w:tcBorders>
+            <w:hideMark/>
+          </w:tcPr>
+          <w:p>
+            <w:pPr>
+              <w:spacing w:line="240" w:lineRule="auto"/>
+            </w:pPr>
             <w:r>
               <w:t>217</w:t>
             </w:r>
@@ -2643,8 +3926,18 @@
         <w:tc>
           <w:tcPr>
             <w:tcW w:w="1128" w:type="dxa"/>
-          </w:tcPr>
-          <w:p>
+            <w:tcBorders>
+              <w:top w:val="single" w:sz="4" w:space="0" w:color="auto"/>
+              <w:left w:val="single" w:sz="4" w:space="0" w:color="auto"/>
+              <w:bottom w:val="single" w:sz="4" w:space="0" w:color="auto"/>
+              <w:right w:val="single" w:sz="4" w:space="0" w:color="auto"/>
+            </w:tcBorders>
+            <w:hideMark/>
+          </w:tcPr>
+          <w:p>
+            <w:pPr>
+              <w:spacing w:line="240" w:lineRule="auto"/>
+            </w:pPr>
             <w:r>
               <w:t>0</w:t>
             </w:r>
@@ -2653,8 +3946,18 @@
         <w:tc>
           <w:tcPr>
             <w:tcW w:w="1128" w:type="dxa"/>
-          </w:tcPr>
-          <w:p>
+            <w:tcBorders>
+              <w:top w:val="single" w:sz="4" w:space="0" w:color="auto"/>
+              <w:left w:val="single" w:sz="4" w:space="0" w:color="auto"/>
+              <w:bottom w:val="single" w:sz="4" w:space="0" w:color="auto"/>
+              <w:right w:val="single" w:sz="4" w:space="0" w:color="auto"/>
+            </w:tcBorders>
+            <w:hideMark/>
+          </w:tcPr>
+          <w:p>
+            <w:pPr>
+              <w:spacing w:line="240" w:lineRule="auto"/>
+            </w:pPr>
             <w:r>
               <w:t>1</w:t>
             </w:r>
@@ -2663,8 +3966,18 @@
         <w:tc>
           <w:tcPr>
             <w:tcW w:w="1133" w:type="dxa"/>
-          </w:tcPr>
-          <w:p>
+            <w:tcBorders>
+              <w:top w:val="single" w:sz="4" w:space="0" w:color="auto"/>
+              <w:left w:val="single" w:sz="4" w:space="0" w:color="auto"/>
+              <w:bottom w:val="single" w:sz="4" w:space="0" w:color="auto"/>
+              <w:right w:val="single" w:sz="4" w:space="0" w:color="auto"/>
+            </w:tcBorders>
+            <w:hideMark/>
+          </w:tcPr>
+          <w:p>
+            <w:pPr>
+              <w:spacing w:line="240" w:lineRule="auto"/>
+            </w:pPr>
             <w:r>
               <w:t>1</w:t>
             </w:r>
@@ -2673,8 +3986,18 @@
         <w:tc>
           <w:tcPr>
             <w:tcW w:w="1132" w:type="dxa"/>
-          </w:tcPr>
-          <w:p>
+            <w:tcBorders>
+              <w:top w:val="single" w:sz="4" w:space="0" w:color="auto"/>
+              <w:left w:val="single" w:sz="4" w:space="0" w:color="auto"/>
+              <w:bottom w:val="single" w:sz="4" w:space="0" w:color="auto"/>
+              <w:right w:val="single" w:sz="4" w:space="0" w:color="auto"/>
+            </w:tcBorders>
+            <w:hideMark/>
+          </w:tcPr>
+          <w:p>
+            <w:pPr>
+              <w:spacing w:line="240" w:lineRule="auto"/>
+            </w:pPr>
             <w:r>
               <w:t>-1</w:t>
             </w:r>
@@ -2688,8 +4011,18 @@
         <w:tc>
           <w:tcPr>
             <w:tcW w:w="1489" w:type="dxa"/>
-          </w:tcPr>
-          <w:p>
+            <w:tcBorders>
+              <w:top w:val="single" w:sz="4" w:space="0" w:color="auto"/>
+              <w:left w:val="single" w:sz="4" w:space="0" w:color="auto"/>
+              <w:bottom w:val="single" w:sz="4" w:space="0" w:color="auto"/>
+              <w:right w:val="single" w:sz="4" w:space="0" w:color="auto"/>
+            </w:tcBorders>
+            <w:hideMark/>
+          </w:tcPr>
+          <w:p>
+            <w:pPr>
+              <w:spacing w:line="240" w:lineRule="auto"/>
+            </w:pPr>
             <w:r>
               <w:t>2</w:t>
             </w:r>
@@ -2698,8 +4031,18 @@
         <w:tc>
           <w:tcPr>
             <w:tcW w:w="1122" w:type="dxa"/>
-          </w:tcPr>
-          <w:p>
+            <w:tcBorders>
+              <w:top w:val="single" w:sz="4" w:space="0" w:color="auto"/>
+              <w:left w:val="single" w:sz="4" w:space="0" w:color="auto"/>
+              <w:bottom w:val="single" w:sz="4" w:space="0" w:color="auto"/>
+              <w:right w:val="single" w:sz="4" w:space="0" w:color="auto"/>
+            </w:tcBorders>
+            <w:hideMark/>
+          </w:tcPr>
+          <w:p>
+            <w:pPr>
+              <w:spacing w:line="240" w:lineRule="auto"/>
+            </w:pPr>
             <w:r>
               <w:t>2</w:t>
             </w:r>
@@ -2708,8 +4051,18 @@
         <w:tc>
           <w:tcPr>
             <w:tcW w:w="1145" w:type="dxa"/>
-          </w:tcPr>
-          <w:p>
+            <w:tcBorders>
+              <w:top w:val="single" w:sz="4" w:space="0" w:color="auto"/>
+              <w:left w:val="single" w:sz="4" w:space="0" w:color="auto"/>
+              <w:bottom w:val="single" w:sz="4" w:space="0" w:color="auto"/>
+              <w:right w:val="single" w:sz="4" w:space="0" w:color="auto"/>
+            </w:tcBorders>
+            <w:hideMark/>
+          </w:tcPr>
+          <w:p>
+            <w:pPr>
+              <w:spacing w:line="240" w:lineRule="auto"/>
+            </w:pPr>
             <w:r>
               <w:t>217</w:t>
             </w:r>
@@ -2718,8 +4071,18 @@
         <w:tc>
           <w:tcPr>
             <w:tcW w:w="1145" w:type="dxa"/>
-          </w:tcPr>
-          <w:p>
+            <w:tcBorders>
+              <w:top w:val="single" w:sz="4" w:space="0" w:color="auto"/>
+              <w:left w:val="single" w:sz="4" w:space="0" w:color="auto"/>
+              <w:bottom w:val="single" w:sz="4" w:space="0" w:color="auto"/>
+              <w:right w:val="single" w:sz="4" w:space="0" w:color="auto"/>
+            </w:tcBorders>
+            <w:hideMark/>
+          </w:tcPr>
+          <w:p>
+            <w:pPr>
+              <w:spacing w:line="240" w:lineRule="auto"/>
+            </w:pPr>
             <w:r>
               <w:t>95</w:t>
             </w:r>
@@ -2728,8 +4091,18 @@
         <w:tc>
           <w:tcPr>
             <w:tcW w:w="1128" w:type="dxa"/>
-          </w:tcPr>
-          <w:p>
+            <w:tcBorders>
+              <w:top w:val="single" w:sz="4" w:space="0" w:color="auto"/>
+              <w:left w:val="single" w:sz="4" w:space="0" w:color="auto"/>
+              <w:bottom w:val="single" w:sz="4" w:space="0" w:color="auto"/>
+              <w:right w:val="single" w:sz="4" w:space="0" w:color="auto"/>
+            </w:tcBorders>
+            <w:hideMark/>
+          </w:tcPr>
+          <w:p>
+            <w:pPr>
+              <w:spacing w:line="240" w:lineRule="auto"/>
+            </w:pPr>
             <w:r>
               <w:t>1</w:t>
             </w:r>
@@ -2738,8 +4111,18 @@
         <w:tc>
           <w:tcPr>
             <w:tcW w:w="1128" w:type="dxa"/>
-          </w:tcPr>
-          <w:p>
+            <w:tcBorders>
+              <w:top w:val="single" w:sz="4" w:space="0" w:color="auto"/>
+              <w:left w:val="single" w:sz="4" w:space="0" w:color="auto"/>
+              <w:bottom w:val="single" w:sz="4" w:space="0" w:color="auto"/>
+              <w:right w:val="single" w:sz="4" w:space="0" w:color="auto"/>
+            </w:tcBorders>
+            <w:hideMark/>
+          </w:tcPr>
+          <w:p>
+            <w:pPr>
+              <w:spacing w:line="240" w:lineRule="auto"/>
+            </w:pPr>
             <w:r>
               <w:t>-2</w:t>
             </w:r>
@@ -2748,8 +4131,18 @@
         <w:tc>
           <w:tcPr>
             <w:tcW w:w="1133" w:type="dxa"/>
-          </w:tcPr>
-          <w:p>
+            <w:tcBorders>
+              <w:top w:val="single" w:sz="4" w:space="0" w:color="auto"/>
+              <w:left w:val="single" w:sz="4" w:space="0" w:color="auto"/>
+              <w:bottom w:val="single" w:sz="4" w:space="0" w:color="auto"/>
+              <w:right w:val="single" w:sz="4" w:space="0" w:color="auto"/>
+            </w:tcBorders>
+            <w:hideMark/>
+          </w:tcPr>
+          <w:p>
+            <w:pPr>
+              <w:spacing w:line="240" w:lineRule="auto"/>
+            </w:pPr>
             <w:r>
               <w:t>-1</w:t>
             </w:r>
@@ -2758,8 +4151,18 @@
         <w:tc>
           <w:tcPr>
             <w:tcW w:w="1132" w:type="dxa"/>
-          </w:tcPr>
-          <w:p>
+            <w:tcBorders>
+              <w:top w:val="single" w:sz="4" w:space="0" w:color="auto"/>
+              <w:left w:val="single" w:sz="4" w:space="0" w:color="auto"/>
+              <w:bottom w:val="single" w:sz="4" w:space="0" w:color="auto"/>
+              <w:right w:val="single" w:sz="4" w:space="0" w:color="auto"/>
+            </w:tcBorders>
+            <w:hideMark/>
+          </w:tcPr>
+          <w:p>
+            <w:pPr>
+              <w:spacing w:line="240" w:lineRule="auto"/>
+            </w:pPr>
             <w:r>
               <w:t>3</w:t>
             </w:r>
@@ -2773,8 +4176,18 @@
         <w:tc>
           <w:tcPr>
             <w:tcW w:w="1489" w:type="dxa"/>
-          </w:tcPr>
-          <w:p>
+            <w:tcBorders>
+              <w:top w:val="single" w:sz="4" w:space="0" w:color="auto"/>
+              <w:left w:val="single" w:sz="4" w:space="0" w:color="auto"/>
+              <w:bottom w:val="single" w:sz="4" w:space="0" w:color="auto"/>
+              <w:right w:val="single" w:sz="4" w:space="0" w:color="auto"/>
+            </w:tcBorders>
+            <w:hideMark/>
+          </w:tcPr>
+          <w:p>
+            <w:pPr>
+              <w:spacing w:line="240" w:lineRule="auto"/>
+            </w:pPr>
             <w:r>
               <w:t>3</w:t>
             </w:r>
@@ -2783,8 +4196,18 @@
         <w:tc>
           <w:tcPr>
             <w:tcW w:w="1122" w:type="dxa"/>
-          </w:tcPr>
-          <w:p>
+            <w:tcBorders>
+              <w:top w:val="single" w:sz="4" w:space="0" w:color="auto"/>
+              <w:left w:val="single" w:sz="4" w:space="0" w:color="auto"/>
+              <w:bottom w:val="single" w:sz="4" w:space="0" w:color="auto"/>
+              <w:right w:val="single" w:sz="4" w:space="0" w:color="auto"/>
+            </w:tcBorders>
+            <w:hideMark/>
+          </w:tcPr>
+          <w:p>
+            <w:pPr>
+              <w:spacing w:line="240" w:lineRule="auto"/>
+            </w:pPr>
             <w:r>
               <w:t>3</w:t>
             </w:r>
@@ -2793,8 +4216,18 @@
         <w:tc>
           <w:tcPr>
             <w:tcW w:w="1145" w:type="dxa"/>
-          </w:tcPr>
-          <w:p>
+            <w:tcBorders>
+              <w:top w:val="single" w:sz="4" w:space="0" w:color="auto"/>
+              <w:left w:val="single" w:sz="4" w:space="0" w:color="auto"/>
+              <w:bottom w:val="single" w:sz="4" w:space="0" w:color="auto"/>
+              <w:right w:val="single" w:sz="4" w:space="0" w:color="auto"/>
+            </w:tcBorders>
+            <w:hideMark/>
+          </w:tcPr>
+          <w:p>
+            <w:pPr>
+              <w:spacing w:line="240" w:lineRule="auto"/>
+            </w:pPr>
             <w:r>
               <w:t>95</w:t>
             </w:r>
@@ -2803,8 +4236,18 @@
         <w:tc>
           <w:tcPr>
             <w:tcW w:w="1145" w:type="dxa"/>
-          </w:tcPr>
-          <w:p>
+            <w:tcBorders>
+              <w:top w:val="single" w:sz="4" w:space="0" w:color="auto"/>
+              <w:left w:val="single" w:sz="4" w:space="0" w:color="auto"/>
+              <w:bottom w:val="single" w:sz="4" w:space="0" w:color="auto"/>
+              <w:right w:val="single" w:sz="4" w:space="0" w:color="auto"/>
+            </w:tcBorders>
+            <w:hideMark/>
+          </w:tcPr>
+          <w:p>
+            <w:pPr>
+              <w:spacing w:line="240" w:lineRule="auto"/>
+            </w:pPr>
             <w:r>
               <w:t>27</w:t>
             </w:r>
@@ -2813,8 +4256,18 @@
         <w:tc>
           <w:tcPr>
             <w:tcW w:w="1128" w:type="dxa"/>
-          </w:tcPr>
-          <w:p>
+            <w:tcBorders>
+              <w:top w:val="single" w:sz="4" w:space="0" w:color="auto"/>
+              <w:left w:val="single" w:sz="4" w:space="0" w:color="auto"/>
+              <w:bottom w:val="single" w:sz="4" w:space="0" w:color="auto"/>
+              <w:right w:val="single" w:sz="4" w:space="0" w:color="auto"/>
+            </w:tcBorders>
+            <w:hideMark/>
+          </w:tcPr>
+          <w:p>
+            <w:pPr>
+              <w:spacing w:line="240" w:lineRule="auto"/>
+            </w:pPr>
             <w:r>
               <w:t>-2</w:t>
             </w:r>
@@ -2823,8 +4276,18 @@
         <w:tc>
           <w:tcPr>
             <w:tcW w:w="1128" w:type="dxa"/>
-          </w:tcPr>
-          <w:p>
+            <w:tcBorders>
+              <w:top w:val="single" w:sz="4" w:space="0" w:color="auto"/>
+              <w:left w:val="single" w:sz="4" w:space="0" w:color="auto"/>
+              <w:bottom w:val="single" w:sz="4" w:space="0" w:color="auto"/>
+              <w:right w:val="single" w:sz="4" w:space="0" w:color="auto"/>
+            </w:tcBorders>
+            <w:hideMark/>
+          </w:tcPr>
+          <w:p>
+            <w:pPr>
+              <w:spacing w:line="240" w:lineRule="auto"/>
+            </w:pPr>
             <w:r>
               <w:t>7</w:t>
             </w:r>
@@ -2833,8 +4296,18 @@
         <w:tc>
           <w:tcPr>
             <w:tcW w:w="1133" w:type="dxa"/>
-          </w:tcPr>
-          <w:p>
+            <w:tcBorders>
+              <w:top w:val="single" w:sz="4" w:space="0" w:color="auto"/>
+              <w:left w:val="single" w:sz="4" w:space="0" w:color="auto"/>
+              <w:bottom w:val="single" w:sz="4" w:space="0" w:color="auto"/>
+              <w:right w:val="single" w:sz="4" w:space="0" w:color="auto"/>
+            </w:tcBorders>
+            <w:hideMark/>
+          </w:tcPr>
+          <w:p>
+            <w:pPr>
+              <w:spacing w:line="240" w:lineRule="auto"/>
+            </w:pPr>
             <w:r>
               <w:t>3</w:t>
             </w:r>
@@ -2843,8 +4316,18 @@
         <w:tc>
           <w:tcPr>
             <w:tcW w:w="1132" w:type="dxa"/>
-          </w:tcPr>
-          <w:p>
+            <w:tcBorders>
+              <w:top w:val="single" w:sz="4" w:space="0" w:color="auto"/>
+              <w:left w:val="single" w:sz="4" w:space="0" w:color="auto"/>
+              <w:bottom w:val="single" w:sz="4" w:space="0" w:color="auto"/>
+              <w:right w:val="single" w:sz="4" w:space="0" w:color="auto"/>
+            </w:tcBorders>
+            <w:hideMark/>
+          </w:tcPr>
+          <w:p>
+            <w:pPr>
+              <w:spacing w:line="240" w:lineRule="auto"/>
+            </w:pPr>
             <w:r>
               <w:t>-10</w:t>
             </w:r>
@@ -2858,8 +4341,18 @@
         <w:tc>
           <w:tcPr>
             <w:tcW w:w="1489" w:type="dxa"/>
-          </w:tcPr>
-          <w:p>
+            <w:tcBorders>
+              <w:top w:val="single" w:sz="4" w:space="0" w:color="auto"/>
+              <w:left w:val="single" w:sz="4" w:space="0" w:color="auto"/>
+              <w:bottom w:val="single" w:sz="4" w:space="0" w:color="auto"/>
+              <w:right w:val="single" w:sz="4" w:space="0" w:color="auto"/>
+            </w:tcBorders>
+            <w:hideMark/>
+          </w:tcPr>
+          <w:p>
+            <w:pPr>
+              <w:spacing w:line="240" w:lineRule="auto"/>
+            </w:pPr>
             <w:r>
               <w:t>4</w:t>
             </w:r>
@@ -2868,8 +4361,18 @@
         <w:tc>
           <w:tcPr>
             <w:tcW w:w="1122" w:type="dxa"/>
-          </w:tcPr>
-          <w:p>
+            <w:tcBorders>
+              <w:top w:val="single" w:sz="4" w:space="0" w:color="auto"/>
+              <w:left w:val="single" w:sz="4" w:space="0" w:color="auto"/>
+              <w:bottom w:val="single" w:sz="4" w:space="0" w:color="auto"/>
+              <w:right w:val="single" w:sz="4" w:space="0" w:color="auto"/>
+            </w:tcBorders>
+            <w:hideMark/>
+          </w:tcPr>
+          <w:p>
+            <w:pPr>
+              <w:spacing w:line="240" w:lineRule="auto"/>
+            </w:pPr>
             <w:r>
               <w:t>1</w:t>
             </w:r>
@@ -2878,8 +4381,18 @@
         <w:tc>
           <w:tcPr>
             <w:tcW w:w="1145" w:type="dxa"/>
-          </w:tcPr>
-          <w:p>
+            <w:tcBorders>
+              <w:top w:val="single" w:sz="4" w:space="0" w:color="auto"/>
+              <w:left w:val="single" w:sz="4" w:space="0" w:color="auto"/>
+              <w:bottom w:val="single" w:sz="4" w:space="0" w:color="auto"/>
+              <w:right w:val="single" w:sz="4" w:space="0" w:color="auto"/>
+            </w:tcBorders>
+            <w:hideMark/>
+          </w:tcPr>
+          <w:p>
+            <w:pPr>
+              <w:spacing w:line="240" w:lineRule="auto"/>
+            </w:pPr>
             <w:r>
               <w:t>27</w:t>
             </w:r>
@@ -2888,8 +4401,18 @@
         <w:tc>
           <w:tcPr>
             <w:tcW w:w="1145" w:type="dxa"/>
-          </w:tcPr>
-          <w:p>
+            <w:tcBorders>
+              <w:top w:val="single" w:sz="4" w:space="0" w:color="auto"/>
+              <w:left w:val="single" w:sz="4" w:space="0" w:color="auto"/>
+              <w:bottom w:val="single" w:sz="4" w:space="0" w:color="auto"/>
+              <w:right w:val="single" w:sz="4" w:space="0" w:color="auto"/>
+            </w:tcBorders>
+            <w:hideMark/>
+          </w:tcPr>
+          <w:p>
+            <w:pPr>
+              <w:spacing w:line="240" w:lineRule="auto"/>
+            </w:pPr>
             <w:r>
               <w:t>14</w:t>
             </w:r>
@@ -2898,8 +4421,18 @@
         <w:tc>
           <w:tcPr>
             <w:tcW w:w="1128" w:type="dxa"/>
-          </w:tcPr>
-          <w:p>
+            <w:tcBorders>
+              <w:top w:val="single" w:sz="4" w:space="0" w:color="auto"/>
+              <w:left w:val="single" w:sz="4" w:space="0" w:color="auto"/>
+              <w:bottom w:val="single" w:sz="4" w:space="0" w:color="auto"/>
+              <w:right w:val="single" w:sz="4" w:space="0" w:color="auto"/>
+            </w:tcBorders>
+            <w:hideMark/>
+          </w:tcPr>
+          <w:p>
+            <w:pPr>
+              <w:spacing w:line="240" w:lineRule="auto"/>
+            </w:pPr>
             <w:r>
               <w:t>7</w:t>
             </w:r>
@@ -2908,8 +4441,18 @@
         <w:tc>
           <w:tcPr>
             <w:tcW w:w="1128" w:type="dxa"/>
-          </w:tcPr>
-          <w:p>
+            <w:tcBorders>
+              <w:top w:val="single" w:sz="4" w:space="0" w:color="auto"/>
+              <w:left w:val="single" w:sz="4" w:space="0" w:color="auto"/>
+              <w:bottom w:val="single" w:sz="4" w:space="0" w:color="auto"/>
+              <w:right w:val="single" w:sz="4" w:space="0" w:color="auto"/>
+            </w:tcBorders>
+            <w:hideMark/>
+          </w:tcPr>
+          <w:p>
+            <w:pPr>
+              <w:spacing w:line="240" w:lineRule="auto"/>
+            </w:pPr>
             <w:r>
               <w:t>-9</w:t>
             </w:r>
@@ -2918,8 +4461,18 @@
         <w:tc>
           <w:tcPr>
             <w:tcW w:w="1133" w:type="dxa"/>
-          </w:tcPr>
-          <w:p>
+            <w:tcBorders>
+              <w:top w:val="single" w:sz="4" w:space="0" w:color="auto"/>
+              <w:left w:val="single" w:sz="4" w:space="0" w:color="auto"/>
+              <w:bottom w:val="single" w:sz="4" w:space="0" w:color="auto"/>
+              <w:right w:val="single" w:sz="4" w:space="0" w:color="auto"/>
+            </w:tcBorders>
+            <w:hideMark/>
+          </w:tcPr>
+          <w:p>
+            <w:pPr>
+              <w:spacing w:line="240" w:lineRule="auto"/>
+            </w:pPr>
             <w:r>
               <w:t>-10</w:t>
             </w:r>
@@ -2928,8 +4481,18 @@
         <w:tc>
           <w:tcPr>
             <w:tcW w:w="1132" w:type="dxa"/>
-          </w:tcPr>
-          <w:p>
+            <w:tcBorders>
+              <w:top w:val="single" w:sz="4" w:space="0" w:color="auto"/>
+              <w:left w:val="single" w:sz="4" w:space="0" w:color="auto"/>
+              <w:bottom w:val="single" w:sz="4" w:space="0" w:color="auto"/>
+              <w:right w:val="single" w:sz="4" w:space="0" w:color="auto"/>
+            </w:tcBorders>
+            <w:hideMark/>
+          </w:tcPr>
+          <w:p>
+            <w:pPr>
+              <w:spacing w:line="240" w:lineRule="auto"/>
+            </w:pPr>
             <w:r>
               <w:t>13</w:t>
             </w:r>
@@ -2943,8 +4506,18 @@
         <w:tc>
           <w:tcPr>
             <w:tcW w:w="1489" w:type="dxa"/>
-          </w:tcPr>
-          <w:p>
+            <w:tcBorders>
+              <w:top w:val="single" w:sz="4" w:space="0" w:color="auto"/>
+              <w:left w:val="single" w:sz="4" w:space="0" w:color="auto"/>
+              <w:bottom w:val="single" w:sz="4" w:space="0" w:color="auto"/>
+              <w:right w:val="single" w:sz="4" w:space="0" w:color="auto"/>
+            </w:tcBorders>
+            <w:hideMark/>
+          </w:tcPr>
+          <w:p>
+            <w:pPr>
+              <w:spacing w:line="240" w:lineRule="auto"/>
+            </w:pPr>
             <w:r>
               <w:t>5</w:t>
             </w:r>
@@ -2953,8 +4526,18 @@
         <w:tc>
           <w:tcPr>
             <w:tcW w:w="1122" w:type="dxa"/>
-          </w:tcPr>
-          <w:p>
+            <w:tcBorders>
+              <w:top w:val="single" w:sz="4" w:space="0" w:color="auto"/>
+              <w:left w:val="single" w:sz="4" w:space="0" w:color="auto"/>
+              <w:bottom w:val="single" w:sz="4" w:space="0" w:color="auto"/>
+              <w:right w:val="single" w:sz="4" w:space="0" w:color="auto"/>
+            </w:tcBorders>
+            <w:hideMark/>
+          </w:tcPr>
+          <w:p>
+            <w:pPr>
+              <w:spacing w:line="240" w:lineRule="auto"/>
+            </w:pPr>
             <w:r>
               <w:t>1</w:t>
             </w:r>
@@ -2963,8 +4546,18 @@
         <w:tc>
           <w:tcPr>
             <w:tcW w:w="1145" w:type="dxa"/>
-          </w:tcPr>
-          <w:p>
+            <w:tcBorders>
+              <w:top w:val="single" w:sz="4" w:space="0" w:color="auto"/>
+              <w:left w:val="single" w:sz="4" w:space="0" w:color="auto"/>
+              <w:bottom w:val="single" w:sz="4" w:space="0" w:color="auto"/>
+              <w:right w:val="single" w:sz="4" w:space="0" w:color="auto"/>
+            </w:tcBorders>
+            <w:hideMark/>
+          </w:tcPr>
+          <w:p>
+            <w:pPr>
+              <w:spacing w:line="240" w:lineRule="auto"/>
+            </w:pPr>
             <w:r>
               <w:t>14</w:t>
             </w:r>
@@ -2973,8 +4566,18 @@
         <w:tc>
           <w:tcPr>
             <w:tcW w:w="1145" w:type="dxa"/>
-          </w:tcPr>
-          <w:p>
+            <w:tcBorders>
+              <w:top w:val="single" w:sz="4" w:space="0" w:color="auto"/>
+              <w:left w:val="single" w:sz="4" w:space="0" w:color="auto"/>
+              <w:bottom w:val="single" w:sz="4" w:space="0" w:color="auto"/>
+              <w:right w:val="single" w:sz="4" w:space="0" w:color="auto"/>
+            </w:tcBorders>
+            <w:hideMark/>
+          </w:tcPr>
+          <w:p>
+            <w:pPr>
+              <w:spacing w:line="240" w:lineRule="auto"/>
+            </w:pPr>
             <w:r>
               <w:t>13</w:t>
             </w:r>
@@ -2983,8 +4586,18 @@
         <w:tc>
           <w:tcPr>
             <w:tcW w:w="1128" w:type="dxa"/>
-          </w:tcPr>
-          <w:p>
+            <w:tcBorders>
+              <w:top w:val="single" w:sz="4" w:space="0" w:color="auto"/>
+              <w:left w:val="single" w:sz="4" w:space="0" w:color="auto"/>
+              <w:bottom w:val="single" w:sz="4" w:space="0" w:color="auto"/>
+              <w:right w:val="single" w:sz="4" w:space="0" w:color="auto"/>
+            </w:tcBorders>
+            <w:hideMark/>
+          </w:tcPr>
+          <w:p>
+            <w:pPr>
+              <w:spacing w:line="240" w:lineRule="auto"/>
+            </w:pPr>
             <w:r>
               <w:t>-9</w:t>
             </w:r>
@@ -2993,9 +4606,17 @@
         <w:tc>
           <w:tcPr>
             <w:tcW w:w="1128" w:type="dxa"/>
-          </w:tcPr>
-          <w:p>
-            <w:pPr>
+            <w:tcBorders>
+              <w:top w:val="single" w:sz="4" w:space="0" w:color="auto"/>
+              <w:left w:val="single" w:sz="4" w:space="0" w:color="auto"/>
+              <w:bottom w:val="single" w:sz="4" w:space="0" w:color="auto"/>
+              <w:right w:val="single" w:sz="4" w:space="0" w:color="auto"/>
+            </w:tcBorders>
+            <w:hideMark/>
+          </w:tcPr>
+          <w:p>
+            <w:pPr>
+              <w:spacing w:line="240" w:lineRule="auto"/>
               <w:rPr>
                 <w:b/>
                 <w:bCs/>
@@ -3014,8 +4635,18 @@
         <w:tc>
           <w:tcPr>
             <w:tcW w:w="1133" w:type="dxa"/>
-          </w:tcPr>
-          <w:p>
+            <w:tcBorders>
+              <w:top w:val="single" w:sz="4" w:space="0" w:color="auto"/>
+              <w:left w:val="single" w:sz="4" w:space="0" w:color="auto"/>
+              <w:bottom w:val="single" w:sz="4" w:space="0" w:color="auto"/>
+              <w:right w:val="single" w:sz="4" w:space="0" w:color="auto"/>
+            </w:tcBorders>
+            <w:hideMark/>
+          </w:tcPr>
+          <w:p>
+            <w:pPr>
+              <w:spacing w:line="240" w:lineRule="auto"/>
+            </w:pPr>
             <w:r>
               <w:t>13</w:t>
             </w:r>
@@ -3024,9 +4655,17 @@
         <w:tc>
           <w:tcPr>
             <w:tcW w:w="1132" w:type="dxa"/>
-          </w:tcPr>
-          <w:p>
-            <w:pPr>
+            <w:tcBorders>
+              <w:top w:val="single" w:sz="4" w:space="0" w:color="auto"/>
+              <w:left w:val="single" w:sz="4" w:space="0" w:color="auto"/>
+              <w:bottom w:val="single" w:sz="4" w:space="0" w:color="auto"/>
+              <w:right w:val="single" w:sz="4" w:space="0" w:color="auto"/>
+            </w:tcBorders>
+            <w:hideMark/>
+          </w:tcPr>
+          <w:p>
+            <w:pPr>
+              <w:spacing w:line="240" w:lineRule="auto"/>
               <w:rPr>
                 <w:b/>
                 <w:bCs/>
@@ -3050,8 +4689,18 @@
         <w:tc>
           <w:tcPr>
             <w:tcW w:w="1489" w:type="dxa"/>
-          </w:tcPr>
-          <w:p>
+            <w:tcBorders>
+              <w:top w:val="single" w:sz="4" w:space="0" w:color="auto"/>
+              <w:left w:val="single" w:sz="4" w:space="0" w:color="auto"/>
+              <w:bottom w:val="single" w:sz="4" w:space="0" w:color="auto"/>
+              <w:right w:val="single" w:sz="4" w:space="0" w:color="auto"/>
+            </w:tcBorders>
+            <w:hideMark/>
+          </w:tcPr>
+          <w:p>
+            <w:pPr>
+              <w:spacing w:line="240" w:lineRule="auto"/>
+            </w:pPr>
             <w:r>
               <w:t>6</w:t>
             </w:r>
@@ -3060,8 +4709,18 @@
         <w:tc>
           <w:tcPr>
             <w:tcW w:w="1122" w:type="dxa"/>
-          </w:tcPr>
-          <w:p>
+            <w:tcBorders>
+              <w:top w:val="single" w:sz="4" w:space="0" w:color="auto"/>
+              <w:left w:val="single" w:sz="4" w:space="0" w:color="auto"/>
+              <w:bottom w:val="single" w:sz="4" w:space="0" w:color="auto"/>
+              <w:right w:val="single" w:sz="4" w:space="0" w:color="auto"/>
+            </w:tcBorders>
+            <w:hideMark/>
+          </w:tcPr>
+          <w:p>
+            <w:pPr>
+              <w:spacing w:line="240" w:lineRule="auto"/>
+            </w:pPr>
             <w:r>
               <w:t>13</w:t>
             </w:r>
@@ -3070,8 +4729,18 @@
         <w:tc>
           <w:tcPr>
             <w:tcW w:w="1145" w:type="dxa"/>
-          </w:tcPr>
-          <w:p>
+            <w:tcBorders>
+              <w:top w:val="single" w:sz="4" w:space="0" w:color="auto"/>
+              <w:left w:val="single" w:sz="4" w:space="0" w:color="auto"/>
+              <w:bottom w:val="single" w:sz="4" w:space="0" w:color="auto"/>
+              <w:right w:val="single" w:sz="4" w:space="0" w:color="auto"/>
+            </w:tcBorders>
+            <w:hideMark/>
+          </w:tcPr>
+          <w:p>
+            <w:pPr>
+              <w:spacing w:line="240" w:lineRule="auto"/>
+            </w:pPr>
             <w:r>
               <w:t>13</w:t>
             </w:r>
@@ -3080,8 +4749,18 @@
         <w:tc>
           <w:tcPr>
             <w:tcW w:w="1145" w:type="dxa"/>
-          </w:tcPr>
-          <w:p>
+            <w:tcBorders>
+              <w:top w:val="single" w:sz="4" w:space="0" w:color="auto"/>
+              <w:left w:val="single" w:sz="4" w:space="0" w:color="auto"/>
+              <w:bottom w:val="single" w:sz="4" w:space="0" w:color="auto"/>
+              <w:right w:val="single" w:sz="4" w:space="0" w:color="auto"/>
+            </w:tcBorders>
+            <w:hideMark/>
+          </w:tcPr>
+          <w:p>
+            <w:pPr>
+              <w:spacing w:line="240" w:lineRule="auto"/>
+            </w:pPr>
             <w:r>
               <w:t>1</w:t>
             </w:r>
@@ -3090,8 +4769,18 @@
         <w:tc>
           <w:tcPr>
             <w:tcW w:w="1128" w:type="dxa"/>
-          </w:tcPr>
-          <w:p>
+            <w:tcBorders>
+              <w:top w:val="single" w:sz="4" w:space="0" w:color="auto"/>
+              <w:left w:val="single" w:sz="4" w:space="0" w:color="auto"/>
+              <w:bottom w:val="single" w:sz="4" w:space="0" w:color="auto"/>
+              <w:right w:val="single" w:sz="4" w:space="0" w:color="auto"/>
+            </w:tcBorders>
+            <w:hideMark/>
+          </w:tcPr>
+          <w:p>
+            <w:pPr>
+              <w:spacing w:line="240" w:lineRule="auto"/>
+            </w:pPr>
             <w:r>
               <w:t>16</w:t>
             </w:r>
@@ -3100,8 +4789,18 @@
         <w:tc>
           <w:tcPr>
             <w:tcW w:w="1128" w:type="dxa"/>
-          </w:tcPr>
-          <w:p>
+            <w:tcBorders>
+              <w:top w:val="single" w:sz="4" w:space="0" w:color="auto"/>
+              <w:left w:val="single" w:sz="4" w:space="0" w:color="auto"/>
+              <w:bottom w:val="single" w:sz="4" w:space="0" w:color="auto"/>
+              <w:right w:val="single" w:sz="4" w:space="0" w:color="auto"/>
+            </w:tcBorders>
+            <w:hideMark/>
+          </w:tcPr>
+          <w:p>
+            <w:pPr>
+              <w:spacing w:line="240" w:lineRule="auto"/>
+            </w:pPr>
             <w:r>
               <w:t>-217</w:t>
             </w:r>
@@ -3110,8 +4809,18 @@
         <w:tc>
           <w:tcPr>
             <w:tcW w:w="1133" w:type="dxa"/>
-          </w:tcPr>
-          <w:p>
+            <w:tcBorders>
+              <w:top w:val="single" w:sz="4" w:space="0" w:color="auto"/>
+              <w:left w:val="single" w:sz="4" w:space="0" w:color="auto"/>
+              <w:bottom w:val="single" w:sz="4" w:space="0" w:color="auto"/>
+              <w:right w:val="single" w:sz="4" w:space="0" w:color="auto"/>
+            </w:tcBorders>
+            <w:hideMark/>
+          </w:tcPr>
+          <w:p>
+            <w:pPr>
+              <w:spacing w:line="240" w:lineRule="auto"/>
+            </w:pPr>
             <w:r>
               <w:t>-23</w:t>
             </w:r>
@@ -3120,9 +4829,17 @@
         <w:tc>
           <w:tcPr>
             <w:tcW w:w="1132" w:type="dxa"/>
-          </w:tcPr>
-          <w:p>
-            <w:pPr>
+            <w:tcBorders>
+              <w:top w:val="single" w:sz="4" w:space="0" w:color="auto"/>
+              <w:left w:val="single" w:sz="4" w:space="0" w:color="auto"/>
+              <w:bottom w:val="single" w:sz="4" w:space="0" w:color="auto"/>
+              <w:right w:val="single" w:sz="4" w:space="0" w:color="auto"/>
+            </w:tcBorders>
+            <w:hideMark/>
+          </w:tcPr>
+          <w:p>
+            <w:pPr>
+              <w:spacing w:line="240" w:lineRule="auto"/>
               <w:rPr>
                 <w:lang w:val="en-US"/>
               </w:rPr>
@@ -3136,6 +4853,7 @@
     </w:tbl>
     <w:p>
       <w:pPr>
+        <w:spacing w:line="240" w:lineRule="auto"/>
         <w:rPr>
           <w:lang w:val="en-US"/>
         </w:rPr>
@@ -3183,6 +4901,7 @@
     </w:p>
     <w:p>
       <w:pPr>
+        <w:spacing w:line="240" w:lineRule="auto"/>
         <w:rPr>
           <w:lang w:val="en-US"/>
         </w:rPr>
@@ -3197,10 +4916,7 @@
     <w:p>
       <w:pPr>
         <w:spacing w:line="240" w:lineRule="auto"/>
-        <w:jc w:val="center"/>
-        <w:rPr>
-          <w:sz w:val="24"/>
-          <w:szCs w:val="24"/>
+        <w:rPr>
           <w:lang w:val="en-US"/>
         </w:rPr>
       </w:pPr>
